--- a/2ºDAW/DAW/1ºTrimestre/Unidad 3/Actividades/proftp.docx
+++ b/2ºDAW/DAW/1ºTrimestre/Unidad 3/Actividades/proftp.docx
@@ -7,7 +7,7 @@
         <w:pStyle w:val="Ttulo1"/>
         <w:jc w:val="center"/>
       </w:pPr>
-      <w:bookmarkStart w:id="0" w:name="_Toc214433883"/>
+      <w:bookmarkStart w:id="0" w:name="_Toc214873547"/>
       <w:r>
         <w:t>PROFTP</w:t>
       </w:r>
@@ -70,7 +70,7 @@
           <w:r>
             <w:fldChar w:fldCharType="separate"/>
           </w:r>
-          <w:hyperlink w:anchor="_Toc214433883" w:history="1">
+          <w:hyperlink w:anchor="_Toc214873547" w:history="1">
             <w:r>
               <w:rPr>
                 <w:rStyle w:val="Hipervnculo"/>
@@ -97,7 +97,7 @@
                 <w:noProof/>
                 <w:webHidden/>
               </w:rPr>
-              <w:instrText xml:space="preserve"> PAGEREF _Toc214433883 \h </w:instrText>
+              <w:instrText xml:space="preserve"> PAGEREF _Toc214873547 \h </w:instrText>
             </w:r>
             <w:r>
               <w:rPr>
@@ -130,7 +130,7 @@
         </w:p>
         <w:p>
           <w:pPr>
-            <w:pStyle w:val="TDC2"/>
+            <w:pStyle w:val="TDC1"/>
             <w:tabs>
               <w:tab w:val="right" w:leader="dot" w:pos="8494"/>
             </w:tabs>
@@ -144,7 +144,7 @@
               <w14:ligatures w14:val="none"/>
             </w:rPr>
           </w:pPr>
-          <w:hyperlink w:anchor="_Toc214433884" w:history="1">
+          <w:hyperlink w:anchor="_Toc214873548" w:history="1">
             <w:r>
               <w:rPr>
                 <w:rStyle w:val="Hipervnculo"/>
@@ -171,7 +171,7 @@
                 <w:noProof/>
                 <w:webHidden/>
               </w:rPr>
-              <w:instrText xml:space="preserve"> PAGEREF _Toc214433884 \h </w:instrText>
+              <w:instrText xml:space="preserve"> PAGEREF _Toc214873548 \h </w:instrText>
             </w:r>
             <w:r>
               <w:rPr>
@@ -218,7 +218,81 @@
               <w14:ligatures w14:val="none"/>
             </w:rPr>
           </w:pPr>
-          <w:hyperlink w:anchor="_Toc214433885" w:history="1">
+          <w:hyperlink w:anchor="_Toc214873549" w:history="1">
+            <w:r>
+              <w:rPr>
+                <w:rStyle w:val="Hipervnculo"/>
+                <w:noProof/>
+              </w:rPr>
+              <w:t>2.- Creación de un usuario virtual.</w:t>
+            </w:r>
+            <w:r>
+              <w:rPr>
+                <w:noProof/>
+                <w:webHidden/>
+              </w:rPr>
+              <w:tab/>
+            </w:r>
+            <w:r>
+              <w:rPr>
+                <w:noProof/>
+                <w:webHidden/>
+              </w:rPr>
+              <w:fldChar w:fldCharType="begin"/>
+            </w:r>
+            <w:r>
+              <w:rPr>
+                <w:noProof/>
+                <w:webHidden/>
+              </w:rPr>
+              <w:instrText xml:space="preserve"> PAGEREF _Toc214873549 \h </w:instrText>
+            </w:r>
+            <w:r>
+              <w:rPr>
+                <w:noProof/>
+                <w:webHidden/>
+              </w:rPr>
+            </w:r>
+            <w:r>
+              <w:rPr>
+                <w:noProof/>
+                <w:webHidden/>
+              </w:rPr>
+              <w:fldChar w:fldCharType="separate"/>
+            </w:r>
+            <w:r>
+              <w:rPr>
+                <w:noProof/>
+                <w:webHidden/>
+              </w:rPr>
+              <w:t>2</w:t>
+            </w:r>
+            <w:r>
+              <w:rPr>
+                <w:noProof/>
+                <w:webHidden/>
+              </w:rPr>
+              <w:fldChar w:fldCharType="end"/>
+            </w:r>
+          </w:hyperlink>
+        </w:p>
+        <w:p>
+          <w:pPr>
+            <w:pStyle w:val="TDC1"/>
+            <w:tabs>
+              <w:tab w:val="right" w:leader="dot" w:pos="8494"/>
+            </w:tabs>
+            <w:rPr>
+              <w:rFonts w:eastAsiaTheme="minorEastAsia"/>
+              <w:noProof/>
+              <w:kern w:val="0"/>
+              <w:sz w:val="22"/>
+              <w:szCs w:val="22"/>
+              <w:lang w:eastAsia="es-ES"/>
+              <w14:ligatures w14:val="none"/>
+            </w:rPr>
+          </w:pPr>
+          <w:hyperlink w:anchor="_Toc214873550" w:history="1">
             <w:r>
               <w:rPr>
                 <w:rStyle w:val="Hipervnculo"/>
@@ -245,7 +319,7 @@
                 <w:noProof/>
                 <w:webHidden/>
               </w:rPr>
-              <w:instrText xml:space="preserve"> PAGEREF _Toc214433885 \h </w:instrText>
+              <w:instrText xml:space="preserve"> PAGEREF _Toc214873550 \h </w:instrText>
             </w:r>
             <w:r>
               <w:rPr>
@@ -292,7 +366,7 @@
               <w14:ligatures w14:val="none"/>
             </w:rPr>
           </w:pPr>
-          <w:hyperlink w:anchor="_Toc214433886" w:history="1">
+          <w:hyperlink w:anchor="_Toc214873551" w:history="1">
             <w:r>
               <w:rPr>
                 <w:rStyle w:val="Hipervnculo"/>
@@ -319,7 +393,7 @@
                 <w:noProof/>
                 <w:webHidden/>
               </w:rPr>
-              <w:instrText xml:space="preserve"> PAGEREF _Toc214433886 \h </w:instrText>
+              <w:instrText xml:space="preserve"> PAGEREF _Toc214873551 \h </w:instrText>
             </w:r>
             <w:r>
               <w:rPr>
@@ -351,6 +425,154 @@
           </w:hyperlink>
         </w:p>
         <w:p>
+          <w:pPr>
+            <w:pStyle w:val="TDC2"/>
+            <w:tabs>
+              <w:tab w:val="right" w:leader="dot" w:pos="8494"/>
+            </w:tabs>
+            <w:rPr>
+              <w:rFonts w:eastAsiaTheme="minorEastAsia"/>
+              <w:noProof/>
+              <w:kern w:val="0"/>
+              <w:sz w:val="22"/>
+              <w:szCs w:val="22"/>
+              <w:lang w:eastAsia="es-ES"/>
+              <w14:ligatures w14:val="none"/>
+            </w:rPr>
+          </w:pPr>
+          <w:hyperlink w:anchor="_Toc214873552" w:history="1">
+            <w:r>
+              <w:rPr>
+                <w:rStyle w:val="Hipervnculo"/>
+                <w:noProof/>
+              </w:rPr>
+              <w:t>4) Usuarios anónimos</w:t>
+            </w:r>
+            <w:r>
+              <w:rPr>
+                <w:noProof/>
+                <w:webHidden/>
+              </w:rPr>
+              <w:tab/>
+            </w:r>
+            <w:r>
+              <w:rPr>
+                <w:noProof/>
+                <w:webHidden/>
+              </w:rPr>
+              <w:fldChar w:fldCharType="begin"/>
+            </w:r>
+            <w:r>
+              <w:rPr>
+                <w:noProof/>
+                <w:webHidden/>
+              </w:rPr>
+              <w:instrText xml:space="preserve"> PAGEREF _Toc214873552 \h </w:instrText>
+            </w:r>
+            <w:r>
+              <w:rPr>
+                <w:noProof/>
+                <w:webHidden/>
+              </w:rPr>
+            </w:r>
+            <w:r>
+              <w:rPr>
+                <w:noProof/>
+                <w:webHidden/>
+              </w:rPr>
+              <w:fldChar w:fldCharType="separate"/>
+            </w:r>
+            <w:r>
+              <w:rPr>
+                <w:noProof/>
+                <w:webHidden/>
+              </w:rPr>
+              <w:t>9</w:t>
+            </w:r>
+            <w:r>
+              <w:rPr>
+                <w:noProof/>
+                <w:webHidden/>
+              </w:rPr>
+              <w:fldChar w:fldCharType="end"/>
+            </w:r>
+          </w:hyperlink>
+        </w:p>
+        <w:p>
+          <w:pPr>
+            <w:pStyle w:val="TDC1"/>
+            <w:tabs>
+              <w:tab w:val="right" w:leader="dot" w:pos="8494"/>
+            </w:tabs>
+            <w:rPr>
+              <w:rFonts w:eastAsiaTheme="minorEastAsia"/>
+              <w:noProof/>
+              <w:kern w:val="0"/>
+              <w:sz w:val="22"/>
+              <w:szCs w:val="22"/>
+              <w:lang w:eastAsia="es-ES"/>
+              <w14:ligatures w14:val="none"/>
+            </w:rPr>
+          </w:pPr>
+          <w:hyperlink w:anchor="_Toc214873553" w:history="1">
+            <w:r>
+              <w:rPr>
+                <w:rStyle w:val="Hipervnculo"/>
+                <w:noProof/>
+              </w:rPr>
+              <w:t>3.- Uso de hosts virtuales en proftpd</w:t>
+            </w:r>
+            <w:r>
+              <w:rPr>
+                <w:noProof/>
+                <w:webHidden/>
+              </w:rPr>
+              <w:tab/>
+            </w:r>
+            <w:r>
+              <w:rPr>
+                <w:noProof/>
+                <w:webHidden/>
+              </w:rPr>
+              <w:fldChar w:fldCharType="begin"/>
+            </w:r>
+            <w:r>
+              <w:rPr>
+                <w:noProof/>
+                <w:webHidden/>
+              </w:rPr>
+              <w:instrText xml:space="preserve"> PAGEREF _Toc214873553 \h </w:instrText>
+            </w:r>
+            <w:r>
+              <w:rPr>
+                <w:noProof/>
+                <w:webHidden/>
+              </w:rPr>
+            </w:r>
+            <w:r>
+              <w:rPr>
+                <w:noProof/>
+                <w:webHidden/>
+              </w:rPr>
+              <w:fldChar w:fldCharType="separate"/>
+            </w:r>
+            <w:r>
+              <w:rPr>
+                <w:noProof/>
+                <w:webHidden/>
+              </w:rPr>
+              <w:t>10</w:t>
+            </w:r>
+            <w:r>
+              <w:rPr>
+                <w:noProof/>
+                <w:webHidden/>
+              </w:rPr>
+              <w:fldChar w:fldCharType="end"/>
+            </w:r>
+          </w:hyperlink>
+        </w:p>
+        <w:p>
           <w:r>
             <w:rPr>
               <w:b/>
@@ -378,9 +600,9 @@
     </w:p>
     <w:p>
       <w:pPr>
-        <w:pStyle w:val="Ttulo2"/>
-      </w:pPr>
-      <w:bookmarkStart w:id="1" w:name="_Toc214433884"/>
+        <w:pStyle w:val="Ttulo1"/>
+      </w:pPr>
+      <w:bookmarkStart w:id="1" w:name="_Toc214873548"/>
       <w:r>
         <w:lastRenderedPageBreak/>
         <w:t>1.- Instalación.</w:t>
@@ -629,9 +851,11 @@
       <w:pPr>
         <w:pStyle w:val="Ttulo2"/>
       </w:pPr>
+      <w:bookmarkStart w:id="2" w:name="_Toc214873549"/>
       <w:r>
         <w:t>2.- Creación de un usuario virtual.</w:t>
       </w:r>
+      <w:bookmarkEnd w:id="2"/>
     </w:p>
     <w:p>
       <w:pPr>
@@ -660,23 +884,7 @@
           <w:b/>
           <w:bCs/>
         </w:rPr>
-        <w:t xml:space="preserve">El usuario tiene como nombre </w:t>
-      </w:r>
-      <w:proofErr w:type="spellStart"/>
-      <w:r>
-        <w:rPr>
-          <w:b/>
-          <w:bCs/>
-        </w:rPr>
-        <w:t>admin</w:t>
-      </w:r>
-      <w:proofErr w:type="spellEnd"/>
-      <w:r>
-        <w:rPr>
-          <w:b/>
-          <w:bCs/>
-        </w:rPr>
-        <w:t>. Creamos una carpeta /</w:t>
+        <w:t>El usuario tiene como nombre admin. Creamos una carpeta /</w:t>
       </w:r>
       <w:proofErr w:type="spellStart"/>
       <w:r>
@@ -692,17 +900,8 @@
           <w:b/>
           <w:bCs/>
         </w:rPr>
-        <w:t>/ftp/</w:t>
-      </w:r>
-      <w:proofErr w:type="spellStart"/>
-      <w:r>
-        <w:rPr>
-          <w:b/>
-          <w:bCs/>
-        </w:rPr>
-        <w:t>admin</w:t>
-      </w:r>
-      <w:proofErr w:type="spellEnd"/>
+        <w:t>/ftp/admin</w:t>
+      </w:r>
     </w:p>
     <w:p>
       <w:pPr>
@@ -748,17 +947,8 @@
           <w:b/>
           <w:bCs/>
         </w:rPr>
-        <w:t>/ftp/</w:t>
-      </w:r>
-      <w:proofErr w:type="spellStart"/>
-      <w:r>
-        <w:rPr>
-          <w:b/>
-          <w:bCs/>
-        </w:rPr>
-        <w:t>admin</w:t>
-      </w:r>
-      <w:proofErr w:type="spellEnd"/>
+        <w:t>/ftp/admin</w:t>
+      </w:r>
     </w:p>
     <w:p>
       <w:pPr>
@@ -815,21 +1005,12 @@
           <w:bCs/>
         </w:rPr>
       </w:pPr>
-      <w:proofErr w:type="spellStart"/>
-      <w:r>
-        <w:rPr>
-          <w:b/>
-          <w:bCs/>
-        </w:rPr>
-        <w:t>admin</w:t>
-      </w:r>
-      <w:proofErr w:type="spellEnd"/>
-      <w:r>
-        <w:rPr>
-          <w:b/>
-          <w:bCs/>
-        </w:rPr>
-        <w:t xml:space="preserve"> va a heredar las propiedades del </w:t>
+      <w:r>
+        <w:rPr>
+          <w:b/>
+          <w:bCs/>
+        </w:rPr>
+        <w:t xml:space="preserve">admin va a heredar las propiedades del </w:t>
       </w:r>
       <w:proofErr w:type="spellStart"/>
       <w:r>
@@ -961,23 +1142,7 @@
           <w:b/>
           <w:bCs/>
         </w:rPr>
-        <w:t xml:space="preserve">La instrucción para crear el usuario virtual </w:t>
-      </w:r>
-      <w:proofErr w:type="spellStart"/>
-      <w:r>
-        <w:rPr>
-          <w:b/>
-          <w:bCs/>
-        </w:rPr>
-        <w:t>admin</w:t>
-      </w:r>
-      <w:proofErr w:type="spellEnd"/>
-      <w:r>
-        <w:rPr>
-          <w:b/>
-          <w:bCs/>
-        </w:rPr>
-        <w:t xml:space="preserve"> es:</w:t>
+        <w:t>La instrucción para crear el usuario virtual admin es:</w:t>
       </w:r>
     </w:p>
     <w:p>
@@ -1033,23 +1198,7 @@
           <w:b/>
           <w:bCs/>
         </w:rPr>
-        <w:t xml:space="preserve"> </w:t>
-      </w:r>
-      <w:proofErr w:type="spellStart"/>
-      <w:r>
-        <w:rPr>
-          <w:b/>
-          <w:bCs/>
-        </w:rPr>
-        <w:t>admin</w:t>
-      </w:r>
-      <w:proofErr w:type="spellEnd"/>
-      <w:r>
-        <w:rPr>
-          <w:b/>
-          <w:bCs/>
-        </w:rPr>
-        <w:t xml:space="preserve"> --home /</w:t>
+        <w:t xml:space="preserve"> admin --home /</w:t>
       </w:r>
       <w:proofErr w:type="spellStart"/>
       <w:r>
@@ -1065,23 +1214,7 @@
           <w:b/>
           <w:bCs/>
         </w:rPr>
-        <w:t>/ftp/</w:t>
-      </w:r>
-      <w:proofErr w:type="spellStart"/>
-      <w:r>
-        <w:rPr>
-          <w:b/>
-          <w:bCs/>
-        </w:rPr>
-        <w:t>admin</w:t>
-      </w:r>
-      <w:proofErr w:type="spellEnd"/>
-      <w:r>
-        <w:rPr>
-          <w:b/>
-          <w:bCs/>
-        </w:rPr>
-        <w:t xml:space="preserve"> --</w:t>
+        <w:t>/ftp/admin --</w:t>
       </w:r>
       <w:proofErr w:type="spellStart"/>
       <w:r>
@@ -1280,17 +1413,8 @@
           <w:b/>
           <w:bCs/>
         </w:rPr>
-        <w:t>/ftp/</w:t>
-      </w:r>
-      <w:proofErr w:type="spellStart"/>
-      <w:r>
-        <w:rPr>
-          <w:b/>
-          <w:bCs/>
-        </w:rPr>
-        <w:t>admin</w:t>
-      </w:r>
-      <w:proofErr w:type="spellEnd"/>
+        <w:t>/ftp/admin</w:t>
+      </w:r>
     </w:p>
     <w:p>
       <w:pPr>
@@ -1336,17 +1460,8 @@
           <w:b/>
           <w:bCs/>
         </w:rPr>
-        <w:t>/ftp/</w:t>
-      </w:r>
-      <w:proofErr w:type="spellStart"/>
-      <w:r>
-        <w:rPr>
-          <w:b/>
-          <w:bCs/>
-        </w:rPr>
-        <w:t>admin</w:t>
-      </w:r>
-      <w:proofErr w:type="spellEnd"/>
+        <w:t>/ftp/admin</w:t>
+      </w:r>
     </w:p>
     <w:p>
       <w:pPr>
@@ -1614,39 +1729,7 @@
           <w:b/>
           <w:bCs/>
         </w:rPr>
-        <w:t>/ftp/</w:t>
-      </w:r>
-      <w:proofErr w:type="spellStart"/>
-      <w:r>
-        <w:rPr>
-          <w:b/>
-          <w:bCs/>
-        </w:rPr>
-        <w:t>admin</w:t>
-      </w:r>
-      <w:proofErr w:type="spellEnd"/>
-      <w:r>
-        <w:rPr>
-          <w:b/>
-          <w:bCs/>
-        </w:rPr>
-        <w:t xml:space="preserve"> para que cuando </w:t>
-      </w:r>
-      <w:proofErr w:type="spellStart"/>
-      <w:r>
-        <w:rPr>
-          <w:b/>
-          <w:bCs/>
-        </w:rPr>
-        <w:t>admin</w:t>
-      </w:r>
-      <w:proofErr w:type="spellEnd"/>
-      <w:r>
-        <w:rPr>
-          <w:b/>
-          <w:bCs/>
-        </w:rPr>
-        <w:t xml:space="preserve"> entre al servidor ftp entre en la carpeta /</w:t>
+        <w:t>/ftp/admin para que cuando admin entre al servidor ftp entre en la carpeta /</w:t>
       </w:r>
       <w:proofErr w:type="spellStart"/>
       <w:r>
@@ -1662,23 +1745,7 @@
           <w:b/>
           <w:bCs/>
         </w:rPr>
-        <w:t>/ftp/</w:t>
-      </w:r>
-      <w:proofErr w:type="spellStart"/>
-      <w:r>
-        <w:rPr>
-          <w:b/>
-          <w:bCs/>
-        </w:rPr>
-        <w:t>admin</w:t>
-      </w:r>
-      <w:proofErr w:type="spellEnd"/>
-      <w:r>
-        <w:rPr>
-          <w:b/>
-          <w:bCs/>
-        </w:rPr>
-        <w:t xml:space="preserve"> y que no esté vacía:</w:t>
+        <w:t>/ftp/admin y que no esté vacía:</w:t>
       </w:r>
     </w:p>
     <w:p>
@@ -1725,23 +1792,7 @@
           <w:b/>
           <w:bCs/>
         </w:rPr>
-        <w:t>/ftp/</w:t>
-      </w:r>
-      <w:proofErr w:type="spellStart"/>
-      <w:r>
-        <w:rPr>
-          <w:b/>
-          <w:bCs/>
-        </w:rPr>
-        <w:t>admin</w:t>
-      </w:r>
-      <w:proofErr w:type="spellEnd"/>
-      <w:r>
-        <w:rPr>
-          <w:b/>
-          <w:bCs/>
-        </w:rPr>
-        <w:t>/leeme.txt</w:t>
+        <w:t>/ftp/admin/leeme.txt</w:t>
       </w:r>
     </w:p>
     <w:p>
@@ -1820,23 +1871,7 @@
           <w:b/>
           <w:bCs/>
         </w:rPr>
-        <w:t xml:space="preserve"> vamos a entrar como cliente </w:t>
-      </w:r>
-      <w:proofErr w:type="spellStart"/>
-      <w:r>
-        <w:rPr>
-          <w:b/>
-          <w:bCs/>
-        </w:rPr>
-        <w:t>admin</w:t>
-      </w:r>
-      <w:proofErr w:type="spellEnd"/>
-      <w:r>
-        <w:rPr>
-          <w:b/>
-          <w:bCs/>
-        </w:rPr>
-        <w:t xml:space="preserve"> en el servidor ftp, para comprobar que todo está correcto:</w:t>
+        <w:t xml:space="preserve"> vamos a entrar como cliente admin en el servidor ftp, para comprobar que todo está correcto:</w:t>
       </w:r>
     </w:p>
     <w:p>
@@ -1900,23 +1935,7 @@
           <w:bCs/>
         </w:rPr>
         <w:lastRenderedPageBreak/>
-        <w:t xml:space="preserve">Cuando el usuario </w:t>
-      </w:r>
-      <w:proofErr w:type="spellStart"/>
-      <w:r>
-        <w:rPr>
-          <w:b/>
-          <w:bCs/>
-        </w:rPr>
-        <w:t>admin</w:t>
-      </w:r>
-      <w:proofErr w:type="spellEnd"/>
-      <w:r>
-        <w:rPr>
-          <w:b/>
-          <w:bCs/>
-        </w:rPr>
-        <w:t xml:space="preserve"> entra al servidor, se establece como su directorio inicial /</w:t>
+        <w:t>Cuando el usuario admin entra al servidor, se establece como su directorio inicial /</w:t>
       </w:r>
       <w:proofErr w:type="spellStart"/>
       <w:r>
@@ -1932,47 +1951,22 @@
           <w:b/>
           <w:bCs/>
         </w:rPr>
-        <w:t>/ftp/</w:t>
-      </w:r>
-      <w:proofErr w:type="spellStart"/>
-      <w:r>
-        <w:rPr>
-          <w:b/>
-          <w:bCs/>
-        </w:rPr>
-        <w:t>admin</w:t>
-      </w:r>
-      <w:proofErr w:type="spellEnd"/>
-    </w:p>
-    <w:p>
-      <w:pPr>
-        <w:rPr>
-          <w:b/>
-          <w:bCs/>
-        </w:rPr>
-      </w:pPr>
-      <w:r>
-        <w:rPr>
-          <w:b/>
-          <w:bCs/>
-        </w:rPr>
-        <w:t xml:space="preserve">Vamos a comprobar que el usuario virtual </w:t>
-      </w:r>
-      <w:proofErr w:type="spellStart"/>
-      <w:r>
-        <w:rPr>
-          <w:b/>
-          <w:bCs/>
-        </w:rPr>
-        <w:t>admin</w:t>
-      </w:r>
-      <w:proofErr w:type="spellEnd"/>
-      <w:r>
-        <w:rPr>
-          <w:b/>
-          <w:bCs/>
-        </w:rPr>
-        <w:t xml:space="preserve"> es capaz de subir archivos a su carpeta del servidor (comando </w:t>
+        <w:t>/ftp/admin</w:t>
+      </w:r>
+    </w:p>
+    <w:p>
+      <w:pPr>
+        <w:rPr>
+          <w:b/>
+          <w:bCs/>
+        </w:rPr>
+      </w:pPr>
+      <w:r>
+        <w:rPr>
+          <w:b/>
+          <w:bCs/>
+        </w:rPr>
+        <w:t xml:space="preserve">Vamos a comprobar que el usuario virtual admin es capaz de subir archivos a su carpeta del servidor (comando </w:t>
       </w:r>
       <w:proofErr w:type="spellStart"/>
       <w:r>
@@ -2072,9 +2066,9 @@
     </w:p>
     <w:p>
       <w:pPr>
-        <w:pStyle w:val="Ttulo2"/>
-      </w:pPr>
-      <w:bookmarkStart w:id="2" w:name="_Toc214433885"/>
+        <w:pStyle w:val="Ttulo1"/>
+      </w:pPr>
+      <w:bookmarkStart w:id="3" w:name="_Toc214873550"/>
       <w:r>
         <w:lastRenderedPageBreak/>
         <w:t xml:space="preserve">2.- Añadiendo configuración a </w:t>
@@ -2083,7 +2077,7 @@
       <w:r>
         <w:t>proftpd</w:t>
       </w:r>
-      <w:bookmarkEnd w:id="2"/>
+      <w:bookmarkEnd w:id="3"/>
       <w:proofErr w:type="spellEnd"/>
     </w:p>
     <w:p>
@@ -2207,9 +2201,9 @@
           <w:noProof/>
         </w:rPr>
         <w:drawing>
-          <wp:inline distT="0" distB="0" distL="0" distR="0" wp14:anchorId="7559A1A1" wp14:editId="0ED5A545">
-            <wp:extent cx="5400040" cy="594995"/>
-            <wp:effectExtent l="0" t="0" r="0" b="0"/>
+          <wp:inline distT="0" distB="0" distL="0" distR="0" wp14:anchorId="7559A1A1" wp14:editId="46FFE655">
+            <wp:extent cx="4635500" cy="510755"/>
+            <wp:effectExtent l="0" t="0" r="0" b="3810"/>
             <wp:docPr id="6" name="Imagen 6"/>
             <wp:cNvGraphicFramePr>
               <a:graphicFrameLocks xmlns:a="http://schemas.openxmlformats.org/drawingml/2006/main" noChangeAspect="1"/>
@@ -2230,7 +2224,7 @@
                   <pic:spPr>
                     <a:xfrm>
                       <a:off x="0" y="0"/>
-                      <a:ext cx="5400040" cy="594995"/>
+                      <a:ext cx="4654113" cy="512806"/>
                     </a:xfrm>
                     <a:prstGeom prst="rect">
                       <a:avLst/>
@@ -2342,9 +2336,9 @@
           <w:noProof/>
         </w:rPr>
         <w:drawing>
-          <wp:inline distT="0" distB="0" distL="0" distR="0" wp14:anchorId="4061B746" wp14:editId="7FC0E094">
-            <wp:extent cx="5114286" cy="857143"/>
-            <wp:effectExtent l="0" t="0" r="0" b="635"/>
+          <wp:inline distT="0" distB="0" distL="0" distR="0" wp14:anchorId="4061B746" wp14:editId="6743A852">
+            <wp:extent cx="4635500" cy="776899"/>
+            <wp:effectExtent l="0" t="0" r="0" b="4445"/>
             <wp:docPr id="12" name="Imagen 12"/>
             <wp:cNvGraphicFramePr>
               <a:graphicFrameLocks xmlns:a="http://schemas.openxmlformats.org/drawingml/2006/main" noChangeAspect="1"/>
@@ -2365,7 +2359,7 @@
                   <pic:spPr>
                     <a:xfrm>
                       <a:off x="0" y="0"/>
-                      <a:ext cx="5114286" cy="857143"/>
+                      <a:ext cx="4644615" cy="778427"/>
                     </a:xfrm>
                     <a:prstGeom prst="rect">
                       <a:avLst/>
@@ -2702,14 +2696,6 @@
           <w:bCs/>
         </w:rPr>
       </w:pPr>
-    </w:p>
-    <w:p>
-      <w:pPr>
-        <w:rPr>
-          <w:b/>
-          <w:bCs/>
-        </w:rPr>
-      </w:pPr>
       <w:r>
         <w:rPr>
           <w:b/>
@@ -2734,152 +2720,16 @@
           <w:bCs/>
         </w:rPr>
       </w:pPr>
-    </w:p>
-    <w:p>
-      <w:pPr>
-        <w:rPr>
-          <w:b/>
-          <w:bCs/>
-        </w:rPr>
-      </w:pPr>
-      <w:r>
-        <w:rPr>
-          <w:b/>
-          <w:bCs/>
-        </w:rPr>
-        <w:t>Reiniciamos el servidor y accedemos con el cliente ftp</w:t>
-      </w:r>
-    </w:p>
-    <w:p>
-      <w:pPr>
-        <w:rPr>
-          <w:b/>
-          <w:bCs/>
-        </w:rPr>
-      </w:pPr>
-      <w:r>
-        <w:rPr>
-          <w:b/>
-          <w:bCs/>
+      <w:r>
+        <w:rPr>
+          <w:noProof/>
         </w:rPr>
         <w:lastRenderedPageBreak/>
-        <w:t>ftp localhost</w:t>
-      </w:r>
-    </w:p>
-    <w:p>
-      <w:pPr>
-        <w:rPr>
-          <w:b/>
-          <w:bCs/>
-        </w:rPr>
-      </w:pPr>
-      <w:r>
-        <w:rPr>
-          <w:b/>
-          <w:bCs/>
-        </w:rPr>
-        <w:br w:type="page"/>
-      </w:r>
-    </w:p>
-    <w:p>
-      <w:pPr>
-        <w:pStyle w:val="Ttulo2"/>
-      </w:pPr>
-      <w:bookmarkStart w:id="3" w:name="_Toc214433886"/>
-      <w:r>
-        <w:lastRenderedPageBreak/>
-        <w:t>3) Encerramos a los usuarios en su carpeta de inicio.</w:t>
-      </w:r>
-      <w:bookmarkEnd w:id="3"/>
-    </w:p>
-    <w:p>
-      <w:pPr>
-        <w:rPr>
-          <w:b/>
-          <w:bCs/>
-        </w:rPr>
-      </w:pPr>
-      <w:r>
-        <w:rPr>
-          <w:b/>
-          <w:bCs/>
-        </w:rPr>
-        <w:t xml:space="preserve">No es bueno que los usuarios de un servidor ftp se puedan mover de carpeta en carpeta por todo el servidor. Para ello se </w:t>
-      </w:r>
-      <w:proofErr w:type="spellStart"/>
-      <w:r>
-        <w:rPr>
-          <w:b/>
-          <w:bCs/>
-        </w:rPr>
-        <w:t>descomenta</w:t>
-      </w:r>
-      <w:proofErr w:type="spellEnd"/>
-      <w:r>
-        <w:rPr>
-          <w:b/>
-          <w:bCs/>
-        </w:rPr>
-        <w:t xml:space="preserve"> esta línea en /</w:t>
-      </w:r>
-      <w:proofErr w:type="spellStart"/>
-      <w:r>
-        <w:rPr>
-          <w:b/>
-          <w:bCs/>
-        </w:rPr>
-        <w:t>etc</w:t>
-      </w:r>
-      <w:proofErr w:type="spellEnd"/>
-      <w:r>
-        <w:rPr>
-          <w:b/>
-          <w:bCs/>
-        </w:rPr>
-        <w:t>/</w:t>
-      </w:r>
-      <w:proofErr w:type="spellStart"/>
-      <w:r>
-        <w:rPr>
-          <w:b/>
-          <w:bCs/>
-        </w:rPr>
-        <w:t>proftpd</w:t>
-      </w:r>
-      <w:proofErr w:type="spellEnd"/>
-      <w:r>
-        <w:rPr>
-          <w:b/>
-          <w:bCs/>
-        </w:rPr>
-        <w:t>/</w:t>
-      </w:r>
-      <w:proofErr w:type="spellStart"/>
-      <w:r>
-        <w:rPr>
-          <w:b/>
-          <w:bCs/>
-        </w:rPr>
-        <w:t>proftpd.conf</w:t>
-      </w:r>
-      <w:proofErr w:type="spellEnd"/>
-    </w:p>
-    <w:p>
-      <w:pPr>
-        <w:rPr>
-          <w:b/>
-          <w:bCs/>
-        </w:rPr>
-      </w:pPr>
-      <w:r>
-        <w:rPr>
-          <w:noProof/>
-        </w:rPr>
         <w:drawing>
-          <wp:inline distT="0" distB="0" distL="0" distR="0" wp14:anchorId="44FAC75C" wp14:editId="63BEEE69">
-            <wp:extent cx="5295238" cy="685714"/>
-            <wp:effectExtent l="0" t="0" r="1270" b="635"/>
-            <wp:docPr id="17" name="Imagen 17"/>
+          <wp:inline distT="0" distB="0" distL="0" distR="0" wp14:anchorId="32103742" wp14:editId="07859A90">
+            <wp:extent cx="3752697" cy="980538"/>
+            <wp:effectExtent l="0" t="0" r="635" b="0"/>
+            <wp:docPr id="20" name="Imagen 20"/>
             <wp:cNvGraphicFramePr>
               <a:graphicFrameLocks xmlns:a="http://schemas.openxmlformats.org/drawingml/2006/main" noChangeAspect="1"/>
             </wp:cNvGraphicFramePr>
@@ -2899,7 +2749,7 @@
                   <pic:spPr>
                     <a:xfrm>
                       <a:off x="0" y="0"/>
-                      <a:ext cx="5295238" cy="685714"/>
+                      <a:ext cx="3760072" cy="982465"/>
                     </a:xfrm>
                     <a:prstGeom prst="rect">
                       <a:avLst/>
@@ -2921,108 +2771,13 @@
       </w:pPr>
       <w:r>
         <w:rPr>
-          <w:b/>
-          <w:bCs/>
-        </w:rPr>
-        <w:t xml:space="preserve">Una vez hecho esto, se guarda el archivo y se reinicia el servidor. Comprobaremos que el usuario local pc-profe, una vez que entra en el servidor </w:t>
-      </w:r>
-      <w:proofErr w:type="spellStart"/>
-      <w:r>
-        <w:rPr>
-          <w:b/>
-          <w:bCs/>
-        </w:rPr>
-        <w:t>proftpd</w:t>
-      </w:r>
-      <w:proofErr w:type="spellEnd"/>
-      <w:r>
-        <w:rPr>
-          <w:b/>
-          <w:bCs/>
-        </w:rPr>
-        <w:t>, no aparece que esté en su carpeta /home/pc-profe, sino en una carpeta /, de la cual no puede ir más arriba (que es la raíz para ese usuario en el servidor, aunque realmente está en /home/pc-profe)</w:t>
-      </w:r>
-    </w:p>
-    <w:p>
-      <w:pPr>
-        <w:rPr>
-          <w:b/>
-          <w:bCs/>
-        </w:rPr>
-      </w:pPr>
-      <w:r>
-        <w:rPr>
-          <w:b/>
-          <w:bCs/>
-        </w:rPr>
-        <w:t>Instalamos con</w:t>
-      </w:r>
-    </w:p>
-    <w:p>
-      <w:pPr>
-        <w:rPr>
-          <w:b/>
-          <w:bCs/>
-        </w:rPr>
-      </w:pPr>
-      <w:proofErr w:type="spellStart"/>
-      <w:r>
-        <w:rPr>
-          <w:b/>
-          <w:bCs/>
-        </w:rPr>
-        <w:t>apt</w:t>
-      </w:r>
-      <w:proofErr w:type="spellEnd"/>
-      <w:r>
-        <w:rPr>
-          <w:b/>
-          <w:bCs/>
-        </w:rPr>
-        <w:t xml:space="preserve"> </w:t>
-      </w:r>
-      <w:proofErr w:type="spellStart"/>
-      <w:r>
-        <w:rPr>
-          <w:b/>
-          <w:bCs/>
-        </w:rPr>
-        <w:t>install</w:t>
-      </w:r>
-      <w:proofErr w:type="spellEnd"/>
-      <w:r>
-        <w:rPr>
-          <w:b/>
-          <w:bCs/>
-        </w:rPr>
-        <w:t xml:space="preserve"> </w:t>
-      </w:r>
-      <w:proofErr w:type="spellStart"/>
-      <w:r>
-        <w:rPr>
-          <w:b/>
-          <w:bCs/>
-        </w:rPr>
-        <w:t>filezilla</w:t>
-      </w:r>
-      <w:proofErr w:type="spellEnd"/>
-    </w:p>
-    <w:p>
-      <w:pPr>
-        <w:rPr>
-          <w:b/>
-          <w:bCs/>
-        </w:rPr>
-      </w:pPr>
-      <w:r>
-        <w:rPr>
           <w:noProof/>
         </w:rPr>
         <w:drawing>
-          <wp:inline distT="0" distB="0" distL="0" distR="0" wp14:anchorId="4B4F2AC5" wp14:editId="7B369C8F">
-            <wp:extent cx="5400040" cy="196850"/>
+          <wp:inline distT="0" distB="0" distL="0" distR="0" wp14:anchorId="220C9F93" wp14:editId="33B45683">
+            <wp:extent cx="5400040" cy="1378585"/>
             <wp:effectExtent l="0" t="0" r="0" b="0"/>
-            <wp:docPr id="16" name="Imagen 16"/>
+            <wp:docPr id="21" name="Imagen 21"/>
             <wp:cNvGraphicFramePr>
               <a:graphicFrameLocks xmlns:a="http://schemas.openxmlformats.org/drawingml/2006/main" noChangeAspect="1"/>
             </wp:cNvGraphicFramePr>
@@ -3042,7 +2797,7 @@
                   <pic:spPr>
                     <a:xfrm>
                       <a:off x="0" y="0"/>
-                      <a:ext cx="5400040" cy="196850"/>
+                      <a:ext cx="5400040" cy="1378585"/>
                     </a:xfrm>
                     <a:prstGeom prst="rect">
                       <a:avLst/>
@@ -3067,41 +2822,23 @@
           <w:b/>
           <w:bCs/>
         </w:rPr>
-        <w:t xml:space="preserve">el cliente ftp </w:t>
-      </w:r>
-      <w:proofErr w:type="spellStart"/>
-      <w:r>
-        <w:rPr>
-          <w:b/>
-          <w:bCs/>
-        </w:rPr>
-        <w:t>Filezilla</w:t>
-      </w:r>
-      <w:proofErr w:type="spellEnd"/>
-      <w:r>
-        <w:rPr>
-          <w:b/>
-          <w:bCs/>
-        </w:rPr>
-        <w:t xml:space="preserve"> y luego escribimos en modo comando</w:t>
-      </w:r>
-    </w:p>
-    <w:p>
-      <w:pPr>
-        <w:rPr>
-          <w:b/>
-          <w:bCs/>
-        </w:rPr>
-      </w:pPr>
-      <w:proofErr w:type="spellStart"/>
-      <w:r>
-        <w:rPr>
-          <w:b/>
-          <w:bCs/>
-        </w:rPr>
-        <w:t>filezilla</w:t>
-      </w:r>
-      <w:proofErr w:type="spellEnd"/>
+        <w:t>Reiniciamos el servidor y accedemos con el cliente ftp</w:t>
+      </w:r>
+    </w:p>
+    <w:p>
+      <w:pPr>
+        <w:rPr>
+          <w:b/>
+          <w:bCs/>
+        </w:rPr>
+      </w:pPr>
+      <w:r>
+        <w:rPr>
+          <w:b/>
+          <w:bCs/>
+        </w:rPr>
+        <w:t>ftp localhost</w:t>
+      </w:r>
     </w:p>
     <w:p>
       <w:pPr>
@@ -3115,10 +2852,10 @@
           <w:noProof/>
         </w:rPr>
         <w:drawing>
-          <wp:inline distT="0" distB="0" distL="0" distR="0" wp14:anchorId="68B7673F" wp14:editId="29FD3B25">
-            <wp:extent cx="5400040" cy="184785"/>
-            <wp:effectExtent l="0" t="0" r="0" b="5715"/>
-            <wp:docPr id="19" name="Imagen 19"/>
+          <wp:inline distT="0" distB="0" distL="0" distR="0" wp14:anchorId="44FE79F9" wp14:editId="55076A2A">
+            <wp:extent cx="5400040" cy="142240"/>
+            <wp:effectExtent l="0" t="0" r="0" b="0"/>
+            <wp:docPr id="22" name="Imagen 22"/>
             <wp:cNvGraphicFramePr>
               <a:graphicFrameLocks xmlns:a="http://schemas.openxmlformats.org/drawingml/2006/main" noChangeAspect="1"/>
             </wp:cNvGraphicFramePr>
@@ -3138,7 +2875,7 @@
                   <pic:spPr>
                     <a:xfrm>
                       <a:off x="0" y="0"/>
-                      <a:ext cx="5400040" cy="184785"/>
+                      <a:ext cx="5400040" cy="142240"/>
                     </a:xfrm>
                     <a:prstGeom prst="rect">
                       <a:avLst/>
@@ -3160,28 +2897,13 @@
       </w:pPr>
       <w:r>
         <w:rPr>
-          <w:b/>
-          <w:bCs/>
-        </w:rPr>
-        <w:t>con lo que aparecerá:</w:t>
-      </w:r>
-    </w:p>
-    <w:p>
-      <w:pPr>
-        <w:rPr>
-          <w:b/>
-          <w:bCs/>
-        </w:rPr>
-      </w:pPr>
-      <w:r>
-        <w:rPr>
           <w:noProof/>
         </w:rPr>
         <w:drawing>
-          <wp:inline distT="0" distB="0" distL="0" distR="0" wp14:anchorId="7FEEF3BA" wp14:editId="5F1EC8AA">
-            <wp:extent cx="4210334" cy="3642950"/>
-            <wp:effectExtent l="0" t="0" r="0" b="0"/>
-            <wp:docPr id="18" name="Imagen 18"/>
+          <wp:inline distT="0" distB="0" distL="0" distR="0" wp14:anchorId="568F25EB" wp14:editId="4CAE8DE6">
+            <wp:extent cx="5400040" cy="4436110"/>
+            <wp:effectExtent l="0" t="0" r="0" b="2540"/>
+            <wp:docPr id="25" name="Imagen 25"/>
             <wp:cNvGraphicFramePr>
               <a:graphicFrameLocks xmlns:a="http://schemas.openxmlformats.org/drawingml/2006/main" noChangeAspect="1"/>
             </wp:cNvGraphicFramePr>
@@ -3201,6 +2923,453 @@
                   <pic:spPr>
                     <a:xfrm>
                       <a:off x="0" y="0"/>
+                      <a:ext cx="5400040" cy="4436110"/>
+                    </a:xfrm>
+                    <a:prstGeom prst="rect">
+                      <a:avLst/>
+                    </a:prstGeom>
+                  </pic:spPr>
+                </pic:pic>
+              </a:graphicData>
+            </a:graphic>
+          </wp:inline>
+        </w:drawing>
+      </w:r>
+      <w:r>
+        <w:rPr>
+          <w:b/>
+          <w:bCs/>
+        </w:rPr>
+        <w:t xml:space="preserve"> </w:t>
+      </w:r>
+      <w:r>
+        <w:rPr>
+          <w:b/>
+          <w:bCs/>
+        </w:rPr>
+        <w:br w:type="page"/>
+      </w:r>
+    </w:p>
+    <w:p>
+      <w:pPr>
+        <w:pStyle w:val="Ttulo2"/>
+      </w:pPr>
+      <w:bookmarkStart w:id="4" w:name="_Toc214873551"/>
+      <w:r>
+        <w:lastRenderedPageBreak/>
+        <w:t>3) Encerramos a los usuarios en su carpeta de inicio.</w:t>
+      </w:r>
+      <w:bookmarkEnd w:id="4"/>
+    </w:p>
+    <w:p>
+      <w:pPr>
+        <w:rPr>
+          <w:b/>
+          <w:bCs/>
+        </w:rPr>
+      </w:pPr>
+      <w:r>
+        <w:rPr>
+          <w:b/>
+          <w:bCs/>
+        </w:rPr>
+        <w:t xml:space="preserve">No es bueno que los usuarios de un servidor ftp se puedan mover de carpeta en carpeta por todo el servidor. Para ello se </w:t>
+      </w:r>
+      <w:proofErr w:type="spellStart"/>
+      <w:r>
+        <w:rPr>
+          <w:b/>
+          <w:bCs/>
+        </w:rPr>
+        <w:t>descomenta</w:t>
+      </w:r>
+      <w:proofErr w:type="spellEnd"/>
+      <w:r>
+        <w:rPr>
+          <w:b/>
+          <w:bCs/>
+        </w:rPr>
+        <w:t xml:space="preserve"> esta línea en /</w:t>
+      </w:r>
+      <w:proofErr w:type="spellStart"/>
+      <w:r>
+        <w:rPr>
+          <w:b/>
+          <w:bCs/>
+        </w:rPr>
+        <w:t>etc</w:t>
+      </w:r>
+      <w:proofErr w:type="spellEnd"/>
+      <w:r>
+        <w:rPr>
+          <w:b/>
+          <w:bCs/>
+        </w:rPr>
+        <w:t>/</w:t>
+      </w:r>
+      <w:proofErr w:type="spellStart"/>
+      <w:r>
+        <w:rPr>
+          <w:b/>
+          <w:bCs/>
+        </w:rPr>
+        <w:t>proftpd</w:t>
+      </w:r>
+      <w:proofErr w:type="spellEnd"/>
+      <w:r>
+        <w:rPr>
+          <w:b/>
+          <w:bCs/>
+        </w:rPr>
+        <w:t>/</w:t>
+      </w:r>
+      <w:proofErr w:type="spellStart"/>
+      <w:r>
+        <w:rPr>
+          <w:b/>
+          <w:bCs/>
+        </w:rPr>
+        <w:t>proftpd.conf</w:t>
+      </w:r>
+      <w:proofErr w:type="spellEnd"/>
+    </w:p>
+    <w:p>
+      <w:pPr>
+        <w:rPr>
+          <w:b/>
+          <w:bCs/>
+        </w:rPr>
+      </w:pPr>
+      <w:r>
+        <w:rPr>
+          <w:noProof/>
+        </w:rPr>
+        <w:drawing>
+          <wp:inline distT="0" distB="0" distL="0" distR="0" wp14:anchorId="44FAC75C" wp14:editId="63BEEE69">
+            <wp:extent cx="5295238" cy="685714"/>
+            <wp:effectExtent l="0" t="0" r="1270" b="635"/>
+            <wp:docPr id="17" name="Imagen 17"/>
+            <wp:cNvGraphicFramePr>
+              <a:graphicFrameLocks xmlns:a="http://schemas.openxmlformats.org/drawingml/2006/main" noChangeAspect="1"/>
+            </wp:cNvGraphicFramePr>
+            <a:graphic xmlns:a="http://schemas.openxmlformats.org/drawingml/2006/main">
+              <a:graphicData uri="http://schemas.openxmlformats.org/drawingml/2006/picture">
+                <pic:pic xmlns:pic="http://schemas.openxmlformats.org/drawingml/2006/picture">
+                  <pic:nvPicPr>
+                    <pic:cNvPr id="1" name=""/>
+                    <pic:cNvPicPr/>
+                  </pic:nvPicPr>
+                  <pic:blipFill>
+                    <a:blip r:embed="rId26"/>
+                    <a:stretch>
+                      <a:fillRect/>
+                    </a:stretch>
+                  </pic:blipFill>
+                  <pic:spPr>
+                    <a:xfrm>
+                      <a:off x="0" y="0"/>
+                      <a:ext cx="5295238" cy="685714"/>
+                    </a:xfrm>
+                    <a:prstGeom prst="rect">
+                      <a:avLst/>
+                    </a:prstGeom>
+                  </pic:spPr>
+                </pic:pic>
+              </a:graphicData>
+            </a:graphic>
+          </wp:inline>
+        </w:drawing>
+      </w:r>
+    </w:p>
+    <w:p>
+      <w:pPr>
+        <w:rPr>
+          <w:b/>
+          <w:bCs/>
+        </w:rPr>
+      </w:pPr>
+      <w:r>
+        <w:rPr>
+          <w:b/>
+          <w:bCs/>
+        </w:rPr>
+        <w:t xml:space="preserve">Una vez hecho esto, se guarda el archivo y se reinicia el servidor. Comprobaremos que el usuario local pc-profe, una vez que entra en el servidor </w:t>
+      </w:r>
+      <w:proofErr w:type="spellStart"/>
+      <w:r>
+        <w:rPr>
+          <w:b/>
+          <w:bCs/>
+        </w:rPr>
+        <w:t>proftpd</w:t>
+      </w:r>
+      <w:proofErr w:type="spellEnd"/>
+      <w:r>
+        <w:rPr>
+          <w:b/>
+          <w:bCs/>
+        </w:rPr>
+        <w:t>, no aparece que esté en su carpeta /home/pc-profe, sino en una carpeta /, de la cual no puede ir más arriba (que es la raíz para ese usuario en el servidor, aunque realmente está en /home/pc-profe)</w:t>
+      </w:r>
+    </w:p>
+    <w:p>
+      <w:pPr>
+        <w:rPr>
+          <w:b/>
+          <w:bCs/>
+        </w:rPr>
+      </w:pPr>
+      <w:r>
+        <w:rPr>
+          <w:b/>
+          <w:bCs/>
+        </w:rPr>
+        <w:t>Instalamos con</w:t>
+      </w:r>
+    </w:p>
+    <w:p>
+      <w:pPr>
+        <w:rPr>
+          <w:b/>
+          <w:bCs/>
+        </w:rPr>
+      </w:pPr>
+      <w:proofErr w:type="spellStart"/>
+      <w:r>
+        <w:rPr>
+          <w:b/>
+          <w:bCs/>
+        </w:rPr>
+        <w:t>apt</w:t>
+      </w:r>
+      <w:proofErr w:type="spellEnd"/>
+      <w:r>
+        <w:rPr>
+          <w:b/>
+          <w:bCs/>
+        </w:rPr>
+        <w:t xml:space="preserve"> </w:t>
+      </w:r>
+      <w:proofErr w:type="spellStart"/>
+      <w:r>
+        <w:rPr>
+          <w:b/>
+          <w:bCs/>
+        </w:rPr>
+        <w:t>install</w:t>
+      </w:r>
+      <w:proofErr w:type="spellEnd"/>
+      <w:r>
+        <w:rPr>
+          <w:b/>
+          <w:bCs/>
+        </w:rPr>
+        <w:t xml:space="preserve"> </w:t>
+      </w:r>
+      <w:proofErr w:type="spellStart"/>
+      <w:r>
+        <w:rPr>
+          <w:b/>
+          <w:bCs/>
+        </w:rPr>
+        <w:t>filezilla</w:t>
+      </w:r>
+      <w:proofErr w:type="spellEnd"/>
+    </w:p>
+    <w:p>
+      <w:pPr>
+        <w:rPr>
+          <w:b/>
+          <w:bCs/>
+        </w:rPr>
+      </w:pPr>
+      <w:r>
+        <w:rPr>
+          <w:noProof/>
+        </w:rPr>
+        <w:drawing>
+          <wp:inline distT="0" distB="0" distL="0" distR="0" wp14:anchorId="4B4F2AC5" wp14:editId="7B369C8F">
+            <wp:extent cx="5400040" cy="196850"/>
+            <wp:effectExtent l="0" t="0" r="0" b="0"/>
+            <wp:docPr id="16" name="Imagen 16"/>
+            <wp:cNvGraphicFramePr>
+              <a:graphicFrameLocks xmlns:a="http://schemas.openxmlformats.org/drawingml/2006/main" noChangeAspect="1"/>
+            </wp:cNvGraphicFramePr>
+            <a:graphic xmlns:a="http://schemas.openxmlformats.org/drawingml/2006/main">
+              <a:graphicData uri="http://schemas.openxmlformats.org/drawingml/2006/picture">
+                <pic:pic xmlns:pic="http://schemas.openxmlformats.org/drawingml/2006/picture">
+                  <pic:nvPicPr>
+                    <pic:cNvPr id="1" name=""/>
+                    <pic:cNvPicPr/>
+                  </pic:nvPicPr>
+                  <pic:blipFill>
+                    <a:blip r:embed="rId27"/>
+                    <a:stretch>
+                      <a:fillRect/>
+                    </a:stretch>
+                  </pic:blipFill>
+                  <pic:spPr>
+                    <a:xfrm>
+                      <a:off x="0" y="0"/>
+                      <a:ext cx="5400040" cy="196850"/>
+                    </a:xfrm>
+                    <a:prstGeom prst="rect">
+                      <a:avLst/>
+                    </a:prstGeom>
+                  </pic:spPr>
+                </pic:pic>
+              </a:graphicData>
+            </a:graphic>
+          </wp:inline>
+        </w:drawing>
+      </w:r>
+    </w:p>
+    <w:p>
+      <w:pPr>
+        <w:rPr>
+          <w:b/>
+          <w:bCs/>
+        </w:rPr>
+      </w:pPr>
+      <w:r>
+        <w:rPr>
+          <w:b/>
+          <w:bCs/>
+        </w:rPr>
+        <w:t xml:space="preserve">el cliente ftp </w:t>
+      </w:r>
+      <w:proofErr w:type="spellStart"/>
+      <w:r>
+        <w:rPr>
+          <w:b/>
+          <w:bCs/>
+        </w:rPr>
+        <w:t>Filezilla</w:t>
+      </w:r>
+      <w:proofErr w:type="spellEnd"/>
+      <w:r>
+        <w:rPr>
+          <w:b/>
+          <w:bCs/>
+        </w:rPr>
+        <w:t xml:space="preserve"> y luego escribimos en modo comando</w:t>
+      </w:r>
+    </w:p>
+    <w:p>
+      <w:pPr>
+        <w:rPr>
+          <w:b/>
+          <w:bCs/>
+        </w:rPr>
+      </w:pPr>
+      <w:proofErr w:type="spellStart"/>
+      <w:r>
+        <w:rPr>
+          <w:b/>
+          <w:bCs/>
+        </w:rPr>
+        <w:t>filezilla</w:t>
+      </w:r>
+      <w:proofErr w:type="spellEnd"/>
+    </w:p>
+    <w:p>
+      <w:pPr>
+        <w:rPr>
+          <w:b/>
+          <w:bCs/>
+        </w:rPr>
+      </w:pPr>
+      <w:r>
+        <w:rPr>
+          <w:noProof/>
+        </w:rPr>
+        <w:drawing>
+          <wp:inline distT="0" distB="0" distL="0" distR="0" wp14:anchorId="68B7673F" wp14:editId="29FD3B25">
+            <wp:extent cx="5400040" cy="184785"/>
+            <wp:effectExtent l="0" t="0" r="0" b="5715"/>
+            <wp:docPr id="19" name="Imagen 19"/>
+            <wp:cNvGraphicFramePr>
+              <a:graphicFrameLocks xmlns:a="http://schemas.openxmlformats.org/drawingml/2006/main" noChangeAspect="1"/>
+            </wp:cNvGraphicFramePr>
+            <a:graphic xmlns:a="http://schemas.openxmlformats.org/drawingml/2006/main">
+              <a:graphicData uri="http://schemas.openxmlformats.org/drawingml/2006/picture">
+                <pic:pic xmlns:pic="http://schemas.openxmlformats.org/drawingml/2006/picture">
+                  <pic:nvPicPr>
+                    <pic:cNvPr id="1" name=""/>
+                    <pic:cNvPicPr/>
+                  </pic:nvPicPr>
+                  <pic:blipFill>
+                    <a:blip r:embed="rId28"/>
+                    <a:stretch>
+                      <a:fillRect/>
+                    </a:stretch>
+                  </pic:blipFill>
+                  <pic:spPr>
+                    <a:xfrm>
+                      <a:off x="0" y="0"/>
+                      <a:ext cx="5400040" cy="184785"/>
+                    </a:xfrm>
+                    <a:prstGeom prst="rect">
+                      <a:avLst/>
+                    </a:prstGeom>
+                  </pic:spPr>
+                </pic:pic>
+              </a:graphicData>
+            </a:graphic>
+          </wp:inline>
+        </w:drawing>
+      </w:r>
+    </w:p>
+    <w:p>
+      <w:pPr>
+        <w:rPr>
+          <w:b/>
+          <w:bCs/>
+        </w:rPr>
+      </w:pPr>
+      <w:r>
+        <w:rPr>
+          <w:b/>
+          <w:bCs/>
+        </w:rPr>
+        <w:t>con lo que aparecerá:</w:t>
+      </w:r>
+    </w:p>
+    <w:p>
+      <w:pPr>
+        <w:rPr>
+          <w:b/>
+          <w:bCs/>
+        </w:rPr>
+      </w:pPr>
+      <w:r>
+        <w:rPr>
+          <w:noProof/>
+        </w:rPr>
+        <w:drawing>
+          <wp:inline distT="0" distB="0" distL="0" distR="0" wp14:anchorId="7FEEF3BA" wp14:editId="5F1EC8AA">
+            <wp:extent cx="4210334" cy="3642950"/>
+            <wp:effectExtent l="0" t="0" r="0" b="0"/>
+            <wp:docPr id="18" name="Imagen 18"/>
+            <wp:cNvGraphicFramePr>
+              <a:graphicFrameLocks xmlns:a="http://schemas.openxmlformats.org/drawingml/2006/main" noChangeAspect="1"/>
+            </wp:cNvGraphicFramePr>
+            <a:graphic xmlns:a="http://schemas.openxmlformats.org/drawingml/2006/main">
+              <a:graphicData uri="http://schemas.openxmlformats.org/drawingml/2006/picture">
+                <pic:pic xmlns:pic="http://schemas.openxmlformats.org/drawingml/2006/picture">
+                  <pic:nvPicPr>
+                    <pic:cNvPr id="1" name=""/>
+                    <pic:cNvPicPr/>
+                  </pic:nvPicPr>
+                  <pic:blipFill>
+                    <a:blip r:embed="rId29"/>
+                    <a:stretch>
+                      <a:fillRect/>
+                    </a:stretch>
+                  </pic:blipFill>
+                  <pic:spPr>
+                    <a:xfrm>
+                      <a:off x="0" y="0"/>
                       <a:ext cx="4231026" cy="3660854"/>
                     </a:xfrm>
                     <a:prstGeom prst="rect">
@@ -3221,19 +3390,12 @@
           <w:bCs/>
         </w:rPr>
       </w:pPr>
-    </w:p>
-    <w:p>
-      <w:pPr>
-        <w:rPr>
-          <w:b/>
-          <w:bCs/>
-        </w:rPr>
-      </w:pPr>
-      <w:r>
-        <w:rPr>
-          <w:b/>
-          <w:bCs/>
-        </w:rPr>
+      <w:r>
+        <w:rPr>
+          <w:b/>
+          <w:bCs/>
+        </w:rPr>
+        <w:lastRenderedPageBreak/>
         <w:t>Escribimos:</w:t>
       </w:r>
     </w:p>
@@ -3244,6 +3406,46 @@
           <w:bCs/>
         </w:rPr>
       </w:pPr>
+      <w:r>
+        <w:rPr>
+          <w:noProof/>
+        </w:rPr>
+        <w:drawing>
+          <wp:inline distT="0" distB="0" distL="0" distR="0" wp14:anchorId="0250FB05" wp14:editId="4F579D1D">
+            <wp:extent cx="5400040" cy="273685"/>
+            <wp:effectExtent l="0" t="0" r="0" b="0"/>
+            <wp:docPr id="23" name="Imagen 23"/>
+            <wp:cNvGraphicFramePr>
+              <a:graphicFrameLocks xmlns:a="http://schemas.openxmlformats.org/drawingml/2006/main" noChangeAspect="1"/>
+            </wp:cNvGraphicFramePr>
+            <a:graphic xmlns:a="http://schemas.openxmlformats.org/drawingml/2006/main">
+              <a:graphicData uri="http://schemas.openxmlformats.org/drawingml/2006/picture">
+                <pic:pic xmlns:pic="http://schemas.openxmlformats.org/drawingml/2006/picture">
+                  <pic:nvPicPr>
+                    <pic:cNvPr id="1" name=""/>
+                    <pic:cNvPicPr/>
+                  </pic:nvPicPr>
+                  <pic:blipFill>
+                    <a:blip r:embed="rId30"/>
+                    <a:stretch>
+                      <a:fillRect/>
+                    </a:stretch>
+                  </pic:blipFill>
+                  <pic:spPr>
+                    <a:xfrm>
+                      <a:off x="0" y="0"/>
+                      <a:ext cx="5400040" cy="273685"/>
+                    </a:xfrm>
+                    <a:prstGeom prst="rect">
+                      <a:avLst/>
+                    </a:prstGeom>
+                  </pic:spPr>
+                </pic:pic>
+              </a:graphicData>
+            </a:graphic>
+          </wp:inline>
+        </w:drawing>
+      </w:r>
     </w:p>
     <w:p>
       <w:pPr>
@@ -3267,9 +3469,3417 @@
           <w:bCs/>
         </w:rPr>
       </w:pPr>
+      <w:r>
+        <w:rPr>
+          <w:noProof/>
+        </w:rPr>
+        <w:drawing>
+          <wp:inline distT="0" distB="0" distL="0" distR="0" wp14:anchorId="050734F6" wp14:editId="008776F2">
+            <wp:extent cx="4104762" cy="2380952"/>
+            <wp:effectExtent l="0" t="0" r="0" b="635"/>
+            <wp:docPr id="24" name="Imagen 24"/>
+            <wp:cNvGraphicFramePr>
+              <a:graphicFrameLocks xmlns:a="http://schemas.openxmlformats.org/drawingml/2006/main" noChangeAspect="1"/>
+            </wp:cNvGraphicFramePr>
+            <a:graphic xmlns:a="http://schemas.openxmlformats.org/drawingml/2006/main">
+              <a:graphicData uri="http://schemas.openxmlformats.org/drawingml/2006/picture">
+                <pic:pic xmlns:pic="http://schemas.openxmlformats.org/drawingml/2006/picture">
+                  <pic:nvPicPr>
+                    <pic:cNvPr id="1" name=""/>
+                    <pic:cNvPicPr/>
+                  </pic:nvPicPr>
+                  <pic:blipFill>
+                    <a:blip r:embed="rId31"/>
+                    <a:stretch>
+                      <a:fillRect/>
+                    </a:stretch>
+                  </pic:blipFill>
+                  <pic:spPr>
+                    <a:xfrm>
+                      <a:off x="0" y="0"/>
+                      <a:ext cx="4104762" cy="2380952"/>
+                    </a:xfrm>
+                    <a:prstGeom prst="rect">
+                      <a:avLst/>
+                    </a:prstGeom>
+                  </pic:spPr>
+                </pic:pic>
+              </a:graphicData>
+            </a:graphic>
+          </wp:inline>
+        </w:drawing>
+      </w:r>
+    </w:p>
+    <w:p>
+      <w:pPr>
+        <w:rPr>
+          <w:b/>
+          <w:bCs/>
+        </w:rPr>
+      </w:pPr>
+      <w:r>
+        <w:rPr>
+          <w:noProof/>
+        </w:rPr>
+        <w:drawing>
+          <wp:inline distT="0" distB="0" distL="0" distR="0" wp14:anchorId="6ACD3C0E" wp14:editId="433C24D0">
+            <wp:extent cx="5400040" cy="3625850"/>
+            <wp:effectExtent l="0" t="0" r="0" b="0"/>
+            <wp:docPr id="26" name="Imagen 26"/>
+            <wp:cNvGraphicFramePr>
+              <a:graphicFrameLocks xmlns:a="http://schemas.openxmlformats.org/drawingml/2006/main" noChangeAspect="1"/>
+            </wp:cNvGraphicFramePr>
+            <a:graphic xmlns:a="http://schemas.openxmlformats.org/drawingml/2006/main">
+              <a:graphicData uri="http://schemas.openxmlformats.org/drawingml/2006/picture">
+                <pic:pic xmlns:pic="http://schemas.openxmlformats.org/drawingml/2006/picture">
+                  <pic:nvPicPr>
+                    <pic:cNvPr id="1" name=""/>
+                    <pic:cNvPicPr/>
+                  </pic:nvPicPr>
+                  <pic:blipFill>
+                    <a:blip r:embed="rId32"/>
+                    <a:stretch>
+                      <a:fillRect/>
+                    </a:stretch>
+                  </pic:blipFill>
+                  <pic:spPr>
+                    <a:xfrm>
+                      <a:off x="0" y="0"/>
+                      <a:ext cx="5400040" cy="3625850"/>
+                    </a:xfrm>
+                    <a:prstGeom prst="rect">
+                      <a:avLst/>
+                    </a:prstGeom>
+                  </pic:spPr>
+                </pic:pic>
+              </a:graphicData>
+            </a:graphic>
+          </wp:inline>
+        </w:drawing>
+      </w:r>
+    </w:p>
+    <w:p>
+      <w:pPr>
+        <w:pStyle w:val="Default"/>
+        <w:rPr>
+          <w:rFonts w:asciiTheme="minorHAnsi" w:hAnsiTheme="minorHAnsi"/>
+          <w:sz w:val="23"/>
+          <w:szCs w:val="23"/>
+        </w:rPr>
+      </w:pPr>
+      <w:r>
+        <w:rPr>
+          <w:rFonts w:asciiTheme="minorHAnsi" w:hAnsiTheme="minorHAnsi"/>
+          <w:sz w:val="23"/>
+          <w:szCs w:val="23"/>
+        </w:rPr>
+        <w:t>Observa que en el servidor ftp el usuario está en una carpeta raíz (que no corresponde con la raíz del sistema operativo Ubuntu) de la cual no se puede uno ir más hacia arriba.</w:t>
+      </w:r>
+    </w:p>
+    <w:p>
+      <w:pPr>
+        <w:rPr>
+          <w:rFonts w:cs="Arial"/>
+          <w:color w:val="000000"/>
+          <w:kern w:val="0"/>
+          <w:sz w:val="23"/>
+          <w:szCs w:val="23"/>
+        </w:rPr>
+      </w:pPr>
+      <w:r>
+        <w:rPr>
+          <w:sz w:val="23"/>
+          <w:szCs w:val="23"/>
+        </w:rPr>
+        <w:br w:type="page"/>
+      </w:r>
+    </w:p>
+    <w:p>
+      <w:pPr>
+        <w:pStyle w:val="Ttulo2"/>
+      </w:pPr>
+      <w:bookmarkStart w:id="5" w:name="_Toc214873552"/>
+      <w:r>
+        <w:lastRenderedPageBreak/>
+        <w:t>4) Usuarios anónimos</w:t>
+      </w:r>
+      <w:bookmarkEnd w:id="5"/>
+    </w:p>
+    <w:p>
+      <w:pPr>
+        <w:pStyle w:val="Default"/>
+        <w:rPr>
+          <w:rFonts w:asciiTheme="minorHAnsi" w:hAnsiTheme="minorHAnsi"/>
+          <w:sz w:val="23"/>
+          <w:szCs w:val="23"/>
+        </w:rPr>
+      </w:pPr>
+      <w:r>
+        <w:rPr>
+          <w:rFonts w:asciiTheme="minorHAnsi" w:hAnsiTheme="minorHAnsi"/>
+          <w:sz w:val="23"/>
+          <w:szCs w:val="23"/>
+        </w:rPr>
+        <w:t xml:space="preserve">Hasta ahora nuestro servidor </w:t>
+      </w:r>
+      <w:proofErr w:type="spellStart"/>
+      <w:r>
+        <w:rPr>
+          <w:rFonts w:asciiTheme="minorHAnsi" w:hAnsiTheme="minorHAnsi"/>
+          <w:sz w:val="23"/>
+          <w:szCs w:val="23"/>
+        </w:rPr>
+        <w:t>proftp</w:t>
+      </w:r>
+      <w:proofErr w:type="spellEnd"/>
+      <w:r>
+        <w:rPr>
+          <w:rFonts w:asciiTheme="minorHAnsi" w:hAnsiTheme="minorHAnsi"/>
+          <w:sz w:val="23"/>
+          <w:szCs w:val="23"/>
+        </w:rPr>
+        <w:t xml:space="preserve"> admite usuarios locales del sistema Ubuntu y los usuarios virtuales que hemos creado. Es típico que también se acepten usuarios anónimos, con permiso de solo lectura (nombre de usuario Anonymous o </w:t>
+      </w:r>
+      <w:proofErr w:type="spellStart"/>
+      <w:r>
+        <w:rPr>
+          <w:rFonts w:asciiTheme="minorHAnsi" w:hAnsiTheme="minorHAnsi"/>
+          <w:sz w:val="23"/>
+          <w:szCs w:val="23"/>
+        </w:rPr>
+        <w:t>anonymous</w:t>
+      </w:r>
+      <w:proofErr w:type="spellEnd"/>
+      <w:r>
+        <w:rPr>
+          <w:rFonts w:asciiTheme="minorHAnsi" w:hAnsiTheme="minorHAnsi"/>
+          <w:sz w:val="23"/>
+          <w:szCs w:val="23"/>
+        </w:rPr>
+        <w:t xml:space="preserve">, contraseña tecla </w:t>
+      </w:r>
+      <w:proofErr w:type="spellStart"/>
+      <w:r>
+        <w:rPr>
+          <w:rFonts w:asciiTheme="minorHAnsi" w:hAnsiTheme="minorHAnsi"/>
+          <w:sz w:val="23"/>
+          <w:szCs w:val="23"/>
+        </w:rPr>
+        <w:t>Intro</w:t>
+      </w:r>
+      <w:proofErr w:type="spellEnd"/>
+      <w:r>
+        <w:rPr>
+          <w:rFonts w:asciiTheme="minorHAnsi" w:hAnsiTheme="minorHAnsi"/>
+          <w:sz w:val="23"/>
+          <w:szCs w:val="23"/>
+        </w:rPr>
+        <w:t xml:space="preserve"> o dirección de correo)</w:t>
+      </w:r>
+    </w:p>
+    <w:p>
+      <w:pPr>
+        <w:pStyle w:val="Default"/>
+        <w:rPr>
+          <w:rFonts w:asciiTheme="minorHAnsi" w:hAnsiTheme="minorHAnsi"/>
+          <w:sz w:val="23"/>
+          <w:szCs w:val="23"/>
+        </w:rPr>
+      </w:pPr>
+      <w:r>
+        <w:rPr>
+          <w:rFonts w:asciiTheme="minorHAnsi" w:hAnsiTheme="minorHAnsi"/>
+          <w:sz w:val="23"/>
+          <w:szCs w:val="23"/>
+        </w:rPr>
+        <w:t xml:space="preserve">Para permitir usuarios anónimos, escribimos lo siguiente </w:t>
+      </w:r>
+      <w:proofErr w:type="spellStart"/>
+      <w:r>
+        <w:rPr>
+          <w:rFonts w:asciiTheme="minorHAnsi" w:hAnsiTheme="minorHAnsi"/>
+          <w:sz w:val="23"/>
+          <w:szCs w:val="23"/>
+        </w:rPr>
+        <w:t>alfinal</w:t>
+      </w:r>
+      <w:proofErr w:type="spellEnd"/>
+      <w:r>
+        <w:rPr>
+          <w:rFonts w:asciiTheme="minorHAnsi" w:hAnsiTheme="minorHAnsi"/>
+          <w:sz w:val="23"/>
+          <w:szCs w:val="23"/>
+        </w:rPr>
+        <w:t xml:space="preserve"> del archivo /</w:t>
+      </w:r>
+      <w:proofErr w:type="spellStart"/>
+      <w:r>
+        <w:rPr>
+          <w:rFonts w:asciiTheme="minorHAnsi" w:hAnsiTheme="minorHAnsi"/>
+          <w:sz w:val="23"/>
+          <w:szCs w:val="23"/>
+        </w:rPr>
+        <w:t>etc</w:t>
+      </w:r>
+      <w:proofErr w:type="spellEnd"/>
+      <w:r>
+        <w:rPr>
+          <w:rFonts w:asciiTheme="minorHAnsi" w:hAnsiTheme="minorHAnsi"/>
+          <w:sz w:val="23"/>
+          <w:szCs w:val="23"/>
+        </w:rPr>
+        <w:t>/</w:t>
+      </w:r>
+      <w:proofErr w:type="spellStart"/>
+      <w:r>
+        <w:rPr>
+          <w:rFonts w:asciiTheme="minorHAnsi" w:hAnsiTheme="minorHAnsi"/>
+          <w:sz w:val="23"/>
+          <w:szCs w:val="23"/>
+        </w:rPr>
+        <w:t>proftpd</w:t>
+      </w:r>
+      <w:proofErr w:type="spellEnd"/>
+      <w:r>
+        <w:rPr>
+          <w:rFonts w:asciiTheme="minorHAnsi" w:hAnsiTheme="minorHAnsi"/>
+          <w:sz w:val="23"/>
+          <w:szCs w:val="23"/>
+        </w:rPr>
+        <w:t>/</w:t>
+      </w:r>
+      <w:proofErr w:type="spellStart"/>
+      <w:r>
+        <w:rPr>
+          <w:rFonts w:asciiTheme="minorHAnsi" w:hAnsiTheme="minorHAnsi"/>
+          <w:sz w:val="23"/>
+          <w:szCs w:val="23"/>
+        </w:rPr>
+        <w:t>proftpd.conf</w:t>
+      </w:r>
+      <w:proofErr w:type="spellEnd"/>
+    </w:p>
+    <w:p>
+      <w:pPr>
+        <w:pStyle w:val="Default"/>
+        <w:rPr>
+          <w:rFonts w:asciiTheme="minorHAnsi" w:hAnsiTheme="minorHAnsi"/>
+          <w:sz w:val="23"/>
+          <w:szCs w:val="23"/>
+        </w:rPr>
+      </w:pPr>
+      <w:r>
+        <w:rPr>
+          <w:rFonts w:asciiTheme="minorHAnsi" w:hAnsiTheme="minorHAnsi"/>
+          <w:sz w:val="23"/>
+          <w:szCs w:val="23"/>
+        </w:rPr>
+        <w:t xml:space="preserve">&lt;Anonymous ~ftp&gt; </w:t>
+      </w:r>
+    </w:p>
+    <w:p>
+      <w:pPr>
+        <w:pStyle w:val="Default"/>
+        <w:rPr>
+          <w:rFonts w:asciiTheme="minorHAnsi" w:hAnsiTheme="minorHAnsi"/>
+          <w:sz w:val="23"/>
+          <w:szCs w:val="23"/>
+        </w:rPr>
+      </w:pPr>
+      <w:r>
+        <w:rPr>
+          <w:noProof/>
+        </w:rPr>
+        <w:drawing>
+          <wp:anchor distT="0" distB="0" distL="114300" distR="114300" simplePos="0" relativeHeight="251658240" behindDoc="1" locked="0" layoutInCell="1" allowOverlap="1" wp14:anchorId="4089F056" wp14:editId="43F9F32A">
+            <wp:simplePos x="0" y="0"/>
+            <wp:positionH relativeFrom="margin">
+              <wp:posOffset>1916430</wp:posOffset>
+            </wp:positionH>
+            <wp:positionV relativeFrom="paragraph">
+              <wp:posOffset>8255</wp:posOffset>
+            </wp:positionV>
+            <wp:extent cx="3475990" cy="1746250"/>
+            <wp:effectExtent l="0" t="0" r="0" b="6350"/>
+            <wp:wrapTight wrapText="bothSides">
+              <wp:wrapPolygon edited="0">
+                <wp:start x="0" y="0"/>
+                <wp:lineTo x="0" y="21443"/>
+                <wp:lineTo x="21426" y="21443"/>
+                <wp:lineTo x="21426" y="0"/>
+                <wp:lineTo x="0" y="0"/>
+              </wp:wrapPolygon>
+            </wp:wrapTight>
+            <wp:docPr id="27" name="Imagen 27"/>
+            <wp:cNvGraphicFramePr>
+              <a:graphicFrameLocks xmlns:a="http://schemas.openxmlformats.org/drawingml/2006/main" noChangeAspect="1"/>
+            </wp:cNvGraphicFramePr>
+            <a:graphic xmlns:a="http://schemas.openxmlformats.org/drawingml/2006/main">
+              <a:graphicData uri="http://schemas.openxmlformats.org/drawingml/2006/picture">
+                <pic:pic xmlns:pic="http://schemas.openxmlformats.org/drawingml/2006/picture">
+                  <pic:nvPicPr>
+                    <pic:cNvPr id="1" name=""/>
+                    <pic:cNvPicPr/>
+                  </pic:nvPicPr>
+                  <pic:blipFill>
+                    <a:blip r:embed="rId33">
+                      <a:extLst>
+                        <a:ext uri="{28A0092B-C50C-407E-A947-70E740481C1C}">
+                          <a14:useLocalDpi xmlns:a14="http://schemas.microsoft.com/office/drawing/2010/main" val="0"/>
+                        </a:ext>
+                      </a:extLst>
+                    </a:blip>
+                    <a:stretch>
+                      <a:fillRect/>
+                    </a:stretch>
+                  </pic:blipFill>
+                  <pic:spPr>
+                    <a:xfrm>
+                      <a:off x="0" y="0"/>
+                      <a:ext cx="3475990" cy="1746250"/>
+                    </a:xfrm>
+                    <a:prstGeom prst="rect">
+                      <a:avLst/>
+                    </a:prstGeom>
+                  </pic:spPr>
+                </pic:pic>
+              </a:graphicData>
+            </a:graphic>
+            <wp14:sizeRelH relativeFrom="margin">
+              <wp14:pctWidth>0</wp14:pctWidth>
+            </wp14:sizeRelH>
+            <wp14:sizeRelV relativeFrom="margin">
+              <wp14:pctHeight>0</wp14:pctHeight>
+            </wp14:sizeRelV>
+          </wp:anchor>
+        </w:drawing>
+      </w:r>
+      <w:proofErr w:type="spellStart"/>
+      <w:r>
+        <w:rPr>
+          <w:rFonts w:asciiTheme="minorHAnsi" w:hAnsiTheme="minorHAnsi"/>
+          <w:sz w:val="23"/>
+          <w:szCs w:val="23"/>
+        </w:rPr>
+        <w:t>User</w:t>
+      </w:r>
+      <w:proofErr w:type="spellEnd"/>
+      <w:r>
+        <w:rPr>
+          <w:rFonts w:asciiTheme="minorHAnsi" w:hAnsiTheme="minorHAnsi"/>
+          <w:sz w:val="23"/>
+          <w:szCs w:val="23"/>
+        </w:rPr>
+        <w:t xml:space="preserve"> ftp </w:t>
+      </w:r>
+    </w:p>
+    <w:p>
+      <w:pPr>
+        <w:pStyle w:val="Default"/>
+        <w:rPr>
+          <w:rFonts w:asciiTheme="minorHAnsi" w:hAnsiTheme="minorHAnsi"/>
+          <w:sz w:val="23"/>
+          <w:szCs w:val="23"/>
+        </w:rPr>
+      </w:pPr>
+      <w:proofErr w:type="spellStart"/>
+      <w:r>
+        <w:rPr>
+          <w:rFonts w:asciiTheme="minorHAnsi" w:hAnsiTheme="minorHAnsi"/>
+          <w:sz w:val="23"/>
+          <w:szCs w:val="23"/>
+        </w:rPr>
+        <w:t>Group</w:t>
+      </w:r>
+      <w:proofErr w:type="spellEnd"/>
+      <w:r>
+        <w:rPr>
+          <w:rFonts w:asciiTheme="minorHAnsi" w:hAnsiTheme="minorHAnsi"/>
+          <w:sz w:val="23"/>
+          <w:szCs w:val="23"/>
+        </w:rPr>
+        <w:t xml:space="preserve"> </w:t>
+      </w:r>
+      <w:proofErr w:type="spellStart"/>
+      <w:r>
+        <w:rPr>
+          <w:rFonts w:asciiTheme="minorHAnsi" w:hAnsiTheme="minorHAnsi"/>
+          <w:sz w:val="23"/>
+          <w:szCs w:val="23"/>
+        </w:rPr>
+        <w:t>nogroup</w:t>
+      </w:r>
+      <w:proofErr w:type="spellEnd"/>
+      <w:r>
+        <w:rPr>
+          <w:rFonts w:asciiTheme="minorHAnsi" w:hAnsiTheme="minorHAnsi"/>
+          <w:sz w:val="23"/>
+          <w:szCs w:val="23"/>
+        </w:rPr>
+        <w:t xml:space="preserve"> </w:t>
+      </w:r>
+    </w:p>
+    <w:p>
+      <w:pPr>
+        <w:pStyle w:val="Default"/>
+        <w:rPr>
+          <w:rFonts w:asciiTheme="minorHAnsi" w:hAnsiTheme="minorHAnsi"/>
+          <w:sz w:val="23"/>
+          <w:szCs w:val="23"/>
+        </w:rPr>
+      </w:pPr>
+      <w:proofErr w:type="spellStart"/>
+      <w:r>
+        <w:rPr>
+          <w:rFonts w:asciiTheme="minorHAnsi" w:hAnsiTheme="minorHAnsi"/>
+          <w:sz w:val="23"/>
+          <w:szCs w:val="23"/>
+        </w:rPr>
+        <w:t>UserAlias</w:t>
+      </w:r>
+      <w:proofErr w:type="spellEnd"/>
+      <w:r>
+        <w:rPr>
+          <w:rFonts w:asciiTheme="minorHAnsi" w:hAnsiTheme="minorHAnsi"/>
+          <w:sz w:val="23"/>
+          <w:szCs w:val="23"/>
+        </w:rPr>
+        <w:t xml:space="preserve"> Anonymous ftp </w:t>
+      </w:r>
+    </w:p>
+    <w:p>
+      <w:pPr>
+        <w:pStyle w:val="Default"/>
+        <w:rPr>
+          <w:rFonts w:asciiTheme="minorHAnsi" w:hAnsiTheme="minorHAnsi"/>
+          <w:sz w:val="23"/>
+          <w:szCs w:val="23"/>
+        </w:rPr>
+      </w:pPr>
+      <w:proofErr w:type="spellStart"/>
+      <w:r>
+        <w:rPr>
+          <w:rFonts w:asciiTheme="minorHAnsi" w:hAnsiTheme="minorHAnsi"/>
+          <w:sz w:val="23"/>
+          <w:szCs w:val="23"/>
+        </w:rPr>
+        <w:t>UserAlias</w:t>
+      </w:r>
+      <w:proofErr w:type="spellEnd"/>
+      <w:r>
+        <w:rPr>
+          <w:rFonts w:asciiTheme="minorHAnsi" w:hAnsiTheme="minorHAnsi"/>
+          <w:sz w:val="23"/>
+          <w:szCs w:val="23"/>
+        </w:rPr>
+        <w:t xml:space="preserve"> </w:t>
+      </w:r>
+      <w:proofErr w:type="spellStart"/>
+      <w:r>
+        <w:rPr>
+          <w:rFonts w:asciiTheme="minorHAnsi" w:hAnsiTheme="minorHAnsi"/>
+          <w:sz w:val="23"/>
+          <w:szCs w:val="23"/>
+        </w:rPr>
+        <w:t>anonymous</w:t>
+      </w:r>
+      <w:proofErr w:type="spellEnd"/>
+      <w:r>
+        <w:rPr>
+          <w:rFonts w:asciiTheme="minorHAnsi" w:hAnsiTheme="minorHAnsi"/>
+          <w:sz w:val="23"/>
+          <w:szCs w:val="23"/>
+        </w:rPr>
+        <w:t xml:space="preserve"> ftp </w:t>
+      </w:r>
+    </w:p>
+    <w:p>
+      <w:pPr>
+        <w:pStyle w:val="Default"/>
+        <w:rPr>
+          <w:rFonts w:asciiTheme="minorHAnsi" w:hAnsiTheme="minorHAnsi"/>
+          <w:sz w:val="23"/>
+          <w:szCs w:val="23"/>
+        </w:rPr>
+      </w:pPr>
+      <w:proofErr w:type="spellStart"/>
+      <w:r>
+        <w:rPr>
+          <w:rFonts w:asciiTheme="minorHAnsi" w:hAnsiTheme="minorHAnsi"/>
+          <w:sz w:val="23"/>
+          <w:szCs w:val="23"/>
+        </w:rPr>
+        <w:t>RequireValidShell</w:t>
+      </w:r>
+      <w:proofErr w:type="spellEnd"/>
+      <w:r>
+        <w:rPr>
+          <w:rFonts w:asciiTheme="minorHAnsi" w:hAnsiTheme="minorHAnsi"/>
+          <w:sz w:val="23"/>
+          <w:szCs w:val="23"/>
+        </w:rPr>
+        <w:t xml:space="preserve"> off </w:t>
+      </w:r>
+    </w:p>
+    <w:p>
+      <w:pPr>
+        <w:pStyle w:val="Default"/>
+        <w:rPr>
+          <w:rFonts w:asciiTheme="minorHAnsi" w:hAnsiTheme="minorHAnsi"/>
+          <w:sz w:val="23"/>
+          <w:szCs w:val="23"/>
+        </w:rPr>
+      </w:pPr>
+      <w:r>
+        <w:rPr>
+          <w:rFonts w:asciiTheme="minorHAnsi" w:hAnsiTheme="minorHAnsi"/>
+          <w:sz w:val="23"/>
+          <w:szCs w:val="23"/>
+        </w:rPr>
+        <w:t>&lt;</w:t>
+      </w:r>
+      <w:proofErr w:type="spellStart"/>
+      <w:r>
+        <w:rPr>
+          <w:rFonts w:asciiTheme="minorHAnsi" w:hAnsiTheme="minorHAnsi"/>
+          <w:sz w:val="23"/>
+          <w:szCs w:val="23"/>
+        </w:rPr>
+        <w:t>Directory</w:t>
+      </w:r>
+      <w:proofErr w:type="spellEnd"/>
+      <w:r>
+        <w:rPr>
+          <w:rFonts w:asciiTheme="minorHAnsi" w:hAnsiTheme="minorHAnsi"/>
+          <w:sz w:val="23"/>
+          <w:szCs w:val="23"/>
+        </w:rPr>
+        <w:t xml:space="preserve"> *&gt; </w:t>
+      </w:r>
+    </w:p>
+    <w:p>
+      <w:pPr>
+        <w:pStyle w:val="Default"/>
+        <w:rPr>
+          <w:rFonts w:asciiTheme="minorHAnsi" w:hAnsiTheme="minorHAnsi"/>
+          <w:sz w:val="23"/>
+          <w:szCs w:val="23"/>
+        </w:rPr>
+      </w:pPr>
+      <w:r>
+        <w:rPr>
+          <w:rFonts w:asciiTheme="minorHAnsi" w:hAnsiTheme="minorHAnsi"/>
+          <w:sz w:val="23"/>
+          <w:szCs w:val="23"/>
+        </w:rPr>
+        <w:t>&lt;</w:t>
+      </w:r>
+      <w:proofErr w:type="spellStart"/>
+      <w:r>
+        <w:rPr>
+          <w:rFonts w:asciiTheme="minorHAnsi" w:hAnsiTheme="minorHAnsi"/>
+          <w:sz w:val="23"/>
+          <w:szCs w:val="23"/>
+        </w:rPr>
+        <w:t>Limit</w:t>
+      </w:r>
+      <w:proofErr w:type="spellEnd"/>
+      <w:r>
+        <w:rPr>
+          <w:rFonts w:asciiTheme="minorHAnsi" w:hAnsiTheme="minorHAnsi"/>
+          <w:sz w:val="23"/>
+          <w:szCs w:val="23"/>
+        </w:rPr>
+        <w:t xml:space="preserve"> WRITE&gt; </w:t>
+      </w:r>
+    </w:p>
+    <w:p>
+      <w:pPr>
+        <w:pStyle w:val="Default"/>
+        <w:rPr>
+          <w:rFonts w:asciiTheme="minorHAnsi" w:hAnsiTheme="minorHAnsi"/>
+          <w:sz w:val="23"/>
+          <w:szCs w:val="23"/>
+        </w:rPr>
+      </w:pPr>
+      <w:proofErr w:type="spellStart"/>
+      <w:r>
+        <w:rPr>
+          <w:rFonts w:asciiTheme="minorHAnsi" w:hAnsiTheme="minorHAnsi"/>
+          <w:sz w:val="23"/>
+          <w:szCs w:val="23"/>
+        </w:rPr>
+        <w:t>Deny</w:t>
+      </w:r>
+      <w:proofErr w:type="spellEnd"/>
+      <w:r>
+        <w:rPr>
+          <w:rFonts w:asciiTheme="minorHAnsi" w:hAnsiTheme="minorHAnsi"/>
+          <w:sz w:val="23"/>
+          <w:szCs w:val="23"/>
+        </w:rPr>
+        <w:t xml:space="preserve"> </w:t>
+      </w:r>
+      <w:proofErr w:type="spellStart"/>
+      <w:r>
+        <w:rPr>
+          <w:rFonts w:asciiTheme="minorHAnsi" w:hAnsiTheme="minorHAnsi"/>
+          <w:sz w:val="23"/>
+          <w:szCs w:val="23"/>
+        </w:rPr>
+        <w:t>All</w:t>
+      </w:r>
+      <w:proofErr w:type="spellEnd"/>
+      <w:r>
+        <w:rPr>
+          <w:rFonts w:asciiTheme="minorHAnsi" w:hAnsiTheme="minorHAnsi"/>
+          <w:sz w:val="23"/>
+          <w:szCs w:val="23"/>
+        </w:rPr>
+        <w:t xml:space="preserve"> </w:t>
+      </w:r>
+    </w:p>
+    <w:p>
+      <w:pPr>
+        <w:pStyle w:val="Default"/>
+        <w:rPr>
+          <w:rFonts w:asciiTheme="minorHAnsi" w:hAnsiTheme="minorHAnsi"/>
+          <w:sz w:val="23"/>
+          <w:szCs w:val="23"/>
+        </w:rPr>
+      </w:pPr>
+      <w:r>
+        <w:rPr>
+          <w:rFonts w:asciiTheme="minorHAnsi" w:hAnsiTheme="minorHAnsi"/>
+          <w:sz w:val="23"/>
+          <w:szCs w:val="23"/>
+        </w:rPr>
+        <w:t>&lt;/</w:t>
+      </w:r>
+      <w:proofErr w:type="spellStart"/>
+      <w:r>
+        <w:rPr>
+          <w:rFonts w:asciiTheme="minorHAnsi" w:hAnsiTheme="minorHAnsi"/>
+          <w:sz w:val="23"/>
+          <w:szCs w:val="23"/>
+        </w:rPr>
+        <w:t>Limit</w:t>
+      </w:r>
+      <w:proofErr w:type="spellEnd"/>
+      <w:r>
+        <w:rPr>
+          <w:rFonts w:asciiTheme="minorHAnsi" w:hAnsiTheme="minorHAnsi"/>
+          <w:sz w:val="23"/>
+          <w:szCs w:val="23"/>
+        </w:rPr>
+        <w:t xml:space="preserve">&gt; </w:t>
+      </w:r>
+    </w:p>
+    <w:p>
+      <w:pPr>
+        <w:pStyle w:val="Default"/>
+        <w:rPr>
+          <w:rFonts w:asciiTheme="minorHAnsi" w:hAnsiTheme="minorHAnsi"/>
+          <w:sz w:val="23"/>
+          <w:szCs w:val="23"/>
+        </w:rPr>
+      </w:pPr>
+      <w:r>
+        <w:rPr>
+          <w:rFonts w:asciiTheme="minorHAnsi" w:hAnsiTheme="minorHAnsi"/>
+          <w:sz w:val="23"/>
+          <w:szCs w:val="23"/>
+        </w:rPr>
+        <w:t>&lt;/</w:t>
+      </w:r>
+      <w:proofErr w:type="spellStart"/>
+      <w:r>
+        <w:rPr>
+          <w:rFonts w:asciiTheme="minorHAnsi" w:hAnsiTheme="minorHAnsi"/>
+          <w:sz w:val="23"/>
+          <w:szCs w:val="23"/>
+        </w:rPr>
+        <w:t>Directory</w:t>
+      </w:r>
+      <w:proofErr w:type="spellEnd"/>
+      <w:r>
+        <w:rPr>
+          <w:rFonts w:asciiTheme="minorHAnsi" w:hAnsiTheme="minorHAnsi"/>
+          <w:sz w:val="23"/>
+          <w:szCs w:val="23"/>
+        </w:rPr>
+        <w:t>&gt;</w:t>
+      </w:r>
+    </w:p>
+    <w:p>
+      <w:pPr>
+        <w:pStyle w:val="Default"/>
+        <w:rPr>
+          <w:rFonts w:asciiTheme="minorHAnsi" w:hAnsiTheme="minorHAnsi"/>
+          <w:sz w:val="23"/>
+          <w:szCs w:val="23"/>
+        </w:rPr>
+      </w:pPr>
+      <w:r>
+        <w:rPr>
+          <w:rFonts w:asciiTheme="minorHAnsi" w:hAnsiTheme="minorHAnsi"/>
+          <w:sz w:val="23"/>
+          <w:szCs w:val="23"/>
+        </w:rPr>
+        <w:t>&lt;/Anonymous&gt;</w:t>
+      </w:r>
+    </w:p>
+    <w:p>
+      <w:pPr>
+        <w:pStyle w:val="Default"/>
+        <w:rPr>
+          <w:rFonts w:asciiTheme="minorHAnsi" w:hAnsiTheme="minorHAnsi"/>
+          <w:sz w:val="23"/>
+          <w:szCs w:val="23"/>
+        </w:rPr>
+      </w:pPr>
+      <w:r>
+        <w:rPr>
+          <w:rFonts w:asciiTheme="minorHAnsi" w:hAnsiTheme="minorHAnsi"/>
+          <w:sz w:val="23"/>
+          <w:szCs w:val="23"/>
+        </w:rPr>
+        <w:t>Reiniciamos servidor y accedemos:</w:t>
+      </w:r>
+    </w:p>
+    <w:p>
+      <w:pPr>
+        <w:pStyle w:val="Default"/>
+        <w:rPr>
+          <w:rFonts w:asciiTheme="minorHAnsi" w:hAnsiTheme="minorHAnsi"/>
+          <w:sz w:val="23"/>
+          <w:szCs w:val="23"/>
+        </w:rPr>
+      </w:pPr>
+    </w:p>
+    <w:p>
+      <w:pPr>
+        <w:rPr>
+          <w:sz w:val="23"/>
+          <w:szCs w:val="23"/>
+        </w:rPr>
+      </w:pPr>
+      <w:r>
+        <w:rPr>
+          <w:sz w:val="23"/>
+          <w:szCs w:val="23"/>
+        </w:rPr>
+        <w:t>Observa que la carpeta donde se sitúa al entrar el usuario anónimo es /</w:t>
+      </w:r>
+      <w:proofErr w:type="spellStart"/>
+      <w:r>
+        <w:rPr>
+          <w:sz w:val="23"/>
+          <w:szCs w:val="23"/>
+        </w:rPr>
+        <w:t>srv</w:t>
+      </w:r>
+      <w:proofErr w:type="spellEnd"/>
+      <w:r>
+        <w:rPr>
+          <w:sz w:val="23"/>
+          <w:szCs w:val="23"/>
+        </w:rPr>
+        <w:t>/ftp</w:t>
+      </w:r>
+    </w:p>
+    <w:p>
+      <w:pPr>
+        <w:rPr>
+          <w:sz w:val="23"/>
+          <w:szCs w:val="23"/>
+        </w:rPr>
+      </w:pPr>
+      <w:r>
+        <w:rPr>
+          <w:noProof/>
+        </w:rPr>
+        <w:drawing>
+          <wp:inline distT="0" distB="0" distL="0" distR="0" wp14:anchorId="703149EB" wp14:editId="4294AC3D">
+            <wp:extent cx="5400040" cy="3923665"/>
+            <wp:effectExtent l="0" t="0" r="0" b="635"/>
+            <wp:docPr id="28" name="Imagen 28"/>
+            <wp:cNvGraphicFramePr>
+              <a:graphicFrameLocks xmlns:a="http://schemas.openxmlformats.org/drawingml/2006/main" noChangeAspect="1"/>
+            </wp:cNvGraphicFramePr>
+            <a:graphic xmlns:a="http://schemas.openxmlformats.org/drawingml/2006/main">
+              <a:graphicData uri="http://schemas.openxmlformats.org/drawingml/2006/picture">
+                <pic:pic xmlns:pic="http://schemas.openxmlformats.org/drawingml/2006/picture">
+                  <pic:nvPicPr>
+                    <pic:cNvPr id="1" name=""/>
+                    <pic:cNvPicPr/>
+                  </pic:nvPicPr>
+                  <pic:blipFill>
+                    <a:blip r:embed="rId34"/>
+                    <a:stretch>
+                      <a:fillRect/>
+                    </a:stretch>
+                  </pic:blipFill>
+                  <pic:spPr>
+                    <a:xfrm>
+                      <a:off x="0" y="0"/>
+                      <a:ext cx="5400040" cy="3923665"/>
+                    </a:xfrm>
+                    <a:prstGeom prst="rect">
+                      <a:avLst/>
+                    </a:prstGeom>
+                  </pic:spPr>
+                </pic:pic>
+              </a:graphicData>
+            </a:graphic>
+          </wp:inline>
+        </w:drawing>
+      </w:r>
+    </w:p>
+    <w:p>
+      <w:pPr>
+        <w:rPr>
+          <w:b/>
+          <w:bCs/>
+        </w:rPr>
+      </w:pPr>
+      <w:r>
+        <w:rPr>
+          <w:b/>
+          <w:bCs/>
+        </w:rPr>
+        <w:br w:type="page"/>
+      </w:r>
+    </w:p>
+    <w:p>
+      <w:pPr>
+        <w:pStyle w:val="Ttulo1"/>
+      </w:pPr>
+      <w:bookmarkStart w:id="6" w:name="_Toc214873553"/>
+      <w:r>
+        <w:lastRenderedPageBreak/>
+        <w:t xml:space="preserve">3.- Uso de hosts virtuales en </w:t>
+      </w:r>
+      <w:proofErr w:type="spellStart"/>
+      <w:r>
+        <w:t>proftpd</w:t>
+      </w:r>
+      <w:bookmarkEnd w:id="6"/>
+      <w:proofErr w:type="spellEnd"/>
+    </w:p>
+    <w:p>
+      <w:r>
+        <w:t xml:space="preserve">En </w:t>
+      </w:r>
+      <w:proofErr w:type="spellStart"/>
+      <w:r>
+        <w:t>proftpd</w:t>
+      </w:r>
+      <w:proofErr w:type="spellEnd"/>
+      <w:r>
+        <w:t xml:space="preserve"> es posible configurar, al igual que en servidores web como Apache, hosts virtuales. Esto significa que en el mismo programa </w:t>
+      </w:r>
+      <w:proofErr w:type="spellStart"/>
+      <w:r>
+        <w:t>proftpd</w:t>
+      </w:r>
+      <w:proofErr w:type="spellEnd"/>
+      <w:r>
+        <w:t xml:space="preserve"> se pueden crear varias configuraciones del servidor ftp accesibles A LA VEZ, como si hubiera varios servidores ftp independientes en el mismo ordenador.</w:t>
+      </w:r>
+    </w:p>
+    <w:p>
+      <w:r>
+        <w:t xml:space="preserve">En este ejemplo se va a configurar </w:t>
+      </w:r>
+      <w:proofErr w:type="spellStart"/>
+      <w:r>
+        <w:t>proftpd</w:t>
+      </w:r>
+      <w:proofErr w:type="spellEnd"/>
+      <w:r>
+        <w:t xml:space="preserve"> para que sea capaz de comportarse como 3 servidores ftp independientes: uno escuchará en localhost, otro en ftp.1daw.com en el puerto 7000 y otro en el dominio ftp.2daw.com en el puerto 7001</w:t>
+      </w:r>
+    </w:p>
+    <w:p>
+      <w:r>
+        <w:t>Para este ejemplo vamos a necesitar usar:</w:t>
+      </w:r>
+    </w:p>
+    <w:p>
+      <w:r>
+        <w:t xml:space="preserve">- el programa </w:t>
+      </w:r>
+      <w:proofErr w:type="spellStart"/>
+      <w:r>
+        <w:t>Webmin</w:t>
+      </w:r>
+      <w:proofErr w:type="spellEnd"/>
+      <w:r>
+        <w:t>, ya empleado en otro tema (ver tutorial en caso necesario)</w:t>
+      </w:r>
+    </w:p>
+    <w:p>
+      <w:r>
+        <w:t>- el servidor DNS Bind9, que ya utilizamos en otro tema (ver tutorial en caso necesario)</w:t>
+      </w:r>
+    </w:p>
+    <w:p>
+      <w:r>
+        <w:t>Vamos a crear un ejemplo: aparte del servidor ftp que ya tenemos configurado, vamos a crear 2 hosts virtuales: (basado en el tutorial</w:t>
+      </w:r>
+      <w:r>
+        <w:t xml:space="preserve"> </w:t>
+      </w:r>
+      <w:r>
+        <w:t>https://www.raulprietofernandez.net/blog/gnu-linux/como-configurar-virtualhosts-en-proftpd)</w:t>
+      </w:r>
+    </w:p>
+    <w:p>
+      <w:pPr>
+        <w:pStyle w:val="Ttulo2"/>
+      </w:pPr>
+      <w:r>
+        <w:t>PASO 1:</w:t>
+      </w:r>
+    </w:p>
+    <w:p>
+      <w:r>
+        <w:t xml:space="preserve">Entramos en </w:t>
+      </w:r>
+      <w:proofErr w:type="spellStart"/>
+      <w:r>
+        <w:t>Webmin</w:t>
+      </w:r>
+      <w:proofErr w:type="spellEnd"/>
+      <w:r>
+        <w:t>. En el navegador escribimos https://localhost:10000</w:t>
+      </w:r>
+    </w:p>
+    <w:p>
+      <w:r>
+        <w:t>Entramos en el servidor Bind9:</w:t>
+      </w:r>
+    </w:p>
+    <w:p>
+      <w:r>
+        <w:rPr>
+          <w:noProof/>
+        </w:rPr>
+        <w:drawing>
+          <wp:inline distT="0" distB="0" distL="0" distR="0" wp14:anchorId="1F97708A" wp14:editId="257C6748">
+            <wp:extent cx="5400040" cy="2015490"/>
+            <wp:effectExtent l="0" t="0" r="0" b="3810"/>
+            <wp:docPr id="29" name="Imagen 29"/>
+            <wp:cNvGraphicFramePr>
+              <a:graphicFrameLocks xmlns:a="http://schemas.openxmlformats.org/drawingml/2006/main" noChangeAspect="1"/>
+            </wp:cNvGraphicFramePr>
+            <a:graphic xmlns:a="http://schemas.openxmlformats.org/drawingml/2006/main">
+              <a:graphicData uri="http://schemas.openxmlformats.org/drawingml/2006/picture">
+                <pic:pic xmlns:pic="http://schemas.openxmlformats.org/drawingml/2006/picture">
+                  <pic:nvPicPr>
+                    <pic:cNvPr id="1" name=""/>
+                    <pic:cNvPicPr/>
+                  </pic:nvPicPr>
+                  <pic:blipFill>
+                    <a:blip r:embed="rId35"/>
+                    <a:stretch>
+                      <a:fillRect/>
+                    </a:stretch>
+                  </pic:blipFill>
+                  <pic:spPr>
+                    <a:xfrm>
+                      <a:off x="0" y="0"/>
+                      <a:ext cx="5400040" cy="2015490"/>
+                    </a:xfrm>
+                    <a:prstGeom prst="rect">
+                      <a:avLst/>
+                    </a:prstGeom>
+                  </pic:spPr>
+                </pic:pic>
+              </a:graphicData>
+            </a:graphic>
+          </wp:inline>
+        </w:drawing>
+      </w:r>
+    </w:p>
+    <w:p>
+      <w:r>
+        <w:t xml:space="preserve">A </w:t>
+      </w:r>
+      <w:proofErr w:type="gramStart"/>
+      <w:r>
+        <w:t>continuación</w:t>
+      </w:r>
+      <w:proofErr w:type="gramEnd"/>
+      <w:r>
+        <w:t xml:space="preserve"> vamos a crear 2 dominios ficticios, 1daw.com y 2daw.com</w:t>
+      </w:r>
+    </w:p>
+    <w:p>
+      <w:r>
+        <w:t>Ambos dominios tendrán los subdominios ftp.1daw.com y ftp.2daw.com</w:t>
+      </w:r>
+    </w:p>
+    <w:p>
+      <w:r>
+        <w:t xml:space="preserve">Estos subdominios serán usados para ser hosts virtuales (como si fuesen ordenadores diferentes, aunque en esta práctica todo está realizado en un mismo servidor </w:t>
+      </w:r>
+      <w:proofErr w:type="spellStart"/>
+      <w:r>
+        <w:t>proftpd</w:t>
+      </w:r>
+      <w:proofErr w:type="spellEnd"/>
+      <w:r>
+        <w:t xml:space="preserve"> y en un mismo ordenador, tanto para el cliente como para el servidor)</w:t>
+      </w:r>
+    </w:p>
+    <w:p>
+      <w:r>
+        <w:rPr>
+          <w:noProof/>
+        </w:rPr>
+        <w:lastRenderedPageBreak/>
+        <w:drawing>
+          <wp:inline distT="0" distB="0" distL="0" distR="0" wp14:anchorId="4E9D4A16" wp14:editId="34CAAF97">
+            <wp:extent cx="3807726" cy="2147891"/>
+            <wp:effectExtent l="0" t="0" r="2540" b="5080"/>
+            <wp:docPr id="31" name="Imagen 31"/>
+            <wp:cNvGraphicFramePr>
+              <a:graphicFrameLocks xmlns:a="http://schemas.openxmlformats.org/drawingml/2006/main" noChangeAspect="1"/>
+            </wp:cNvGraphicFramePr>
+            <a:graphic xmlns:a="http://schemas.openxmlformats.org/drawingml/2006/main">
+              <a:graphicData uri="http://schemas.openxmlformats.org/drawingml/2006/picture">
+                <pic:pic xmlns:pic="http://schemas.openxmlformats.org/drawingml/2006/picture">
+                  <pic:nvPicPr>
+                    <pic:cNvPr id="1" name=""/>
+                    <pic:cNvPicPr/>
+                  </pic:nvPicPr>
+                  <pic:blipFill>
+                    <a:blip r:embed="rId36"/>
+                    <a:stretch>
+                      <a:fillRect/>
+                    </a:stretch>
+                  </pic:blipFill>
+                  <pic:spPr>
+                    <a:xfrm>
+                      <a:off x="0" y="0"/>
+                      <a:ext cx="3809602" cy="2148949"/>
+                    </a:xfrm>
+                    <a:prstGeom prst="rect">
+                      <a:avLst/>
+                    </a:prstGeom>
+                  </pic:spPr>
+                </pic:pic>
+              </a:graphicData>
+            </a:graphic>
+          </wp:inline>
+        </w:drawing>
+      </w:r>
+    </w:p>
+    <w:p>
+      <w:r>
+        <w:rPr>
+          <w:noProof/>
+        </w:rPr>
+        <w:drawing>
+          <wp:inline distT="0" distB="0" distL="0" distR="0" wp14:anchorId="48C07009" wp14:editId="77A9D877">
+            <wp:extent cx="3419475" cy="2772091"/>
+            <wp:effectExtent l="0" t="0" r="0" b="9525"/>
+            <wp:docPr id="32" name="Imagen 32"/>
+            <wp:cNvGraphicFramePr>
+              <a:graphicFrameLocks xmlns:a="http://schemas.openxmlformats.org/drawingml/2006/main" noChangeAspect="1"/>
+            </wp:cNvGraphicFramePr>
+            <a:graphic xmlns:a="http://schemas.openxmlformats.org/drawingml/2006/main">
+              <a:graphicData uri="http://schemas.openxmlformats.org/drawingml/2006/picture">
+                <pic:pic xmlns:pic="http://schemas.openxmlformats.org/drawingml/2006/picture">
+                  <pic:nvPicPr>
+                    <pic:cNvPr id="1" name=""/>
+                    <pic:cNvPicPr/>
+                  </pic:nvPicPr>
+                  <pic:blipFill>
+                    <a:blip r:embed="rId37"/>
+                    <a:stretch>
+                      <a:fillRect/>
+                    </a:stretch>
+                  </pic:blipFill>
+                  <pic:spPr>
+                    <a:xfrm>
+                      <a:off x="0" y="0"/>
+                      <a:ext cx="3423952" cy="2775720"/>
+                    </a:xfrm>
+                    <a:prstGeom prst="rect">
+                      <a:avLst/>
+                    </a:prstGeom>
+                  </pic:spPr>
+                </pic:pic>
+              </a:graphicData>
+            </a:graphic>
+          </wp:inline>
+        </w:drawing>
+      </w:r>
+    </w:p>
+    <w:p>
+      <w:r>
+        <w:rPr>
+          <w:noProof/>
+        </w:rPr>
+        <w:drawing>
+          <wp:inline distT="0" distB="0" distL="0" distR="0" wp14:anchorId="5B8CD755" wp14:editId="2D209362">
+            <wp:extent cx="3429000" cy="643946"/>
+            <wp:effectExtent l="0" t="0" r="0" b="3810"/>
+            <wp:docPr id="33" name="Imagen 33"/>
+            <wp:cNvGraphicFramePr>
+              <a:graphicFrameLocks xmlns:a="http://schemas.openxmlformats.org/drawingml/2006/main" noChangeAspect="1"/>
+            </wp:cNvGraphicFramePr>
+            <a:graphic xmlns:a="http://schemas.openxmlformats.org/drawingml/2006/main">
+              <a:graphicData uri="http://schemas.openxmlformats.org/drawingml/2006/picture">
+                <pic:pic xmlns:pic="http://schemas.openxmlformats.org/drawingml/2006/picture">
+                  <pic:nvPicPr>
+                    <pic:cNvPr id="1" name=""/>
+                    <pic:cNvPicPr/>
+                  </pic:nvPicPr>
+                  <pic:blipFill>
+                    <a:blip r:embed="rId38"/>
+                    <a:stretch>
+                      <a:fillRect/>
+                    </a:stretch>
+                  </pic:blipFill>
+                  <pic:spPr>
+                    <a:xfrm>
+                      <a:off x="0" y="0"/>
+                      <a:ext cx="3443320" cy="646635"/>
+                    </a:xfrm>
+                    <a:prstGeom prst="rect">
+                      <a:avLst/>
+                    </a:prstGeom>
+                  </pic:spPr>
+                </pic:pic>
+              </a:graphicData>
+            </a:graphic>
+          </wp:inline>
+        </w:drawing>
+      </w:r>
+    </w:p>
+    <w:p>
+      <w:r>
+        <w:rPr>
+          <w:noProof/>
+        </w:rPr>
+        <w:drawing>
+          <wp:inline distT="0" distB="0" distL="0" distR="0" wp14:anchorId="1AC30BAD" wp14:editId="725FB212">
+            <wp:extent cx="4048125" cy="2472002"/>
+            <wp:effectExtent l="0" t="0" r="0" b="5080"/>
+            <wp:docPr id="34" name="Imagen 34"/>
+            <wp:cNvGraphicFramePr>
+              <a:graphicFrameLocks xmlns:a="http://schemas.openxmlformats.org/drawingml/2006/main" noChangeAspect="1"/>
+            </wp:cNvGraphicFramePr>
+            <a:graphic xmlns:a="http://schemas.openxmlformats.org/drawingml/2006/main">
+              <a:graphicData uri="http://schemas.openxmlformats.org/drawingml/2006/picture">
+                <pic:pic xmlns:pic="http://schemas.openxmlformats.org/drawingml/2006/picture">
+                  <pic:nvPicPr>
+                    <pic:cNvPr id="1" name=""/>
+                    <pic:cNvPicPr/>
+                  </pic:nvPicPr>
+                  <pic:blipFill>
+                    <a:blip r:embed="rId39"/>
+                    <a:stretch>
+                      <a:fillRect/>
+                    </a:stretch>
+                  </pic:blipFill>
+                  <pic:spPr>
+                    <a:xfrm>
+                      <a:off x="0" y="0"/>
+                      <a:ext cx="4056174" cy="2476917"/>
+                    </a:xfrm>
+                    <a:prstGeom prst="rect">
+                      <a:avLst/>
+                    </a:prstGeom>
+                  </pic:spPr>
+                </pic:pic>
+              </a:graphicData>
+            </a:graphic>
+          </wp:inline>
+        </w:drawing>
+      </w:r>
+    </w:p>
+    <w:p>
+      <w:r>
+        <w:t>Ya tenemos creado el dominio ficticio 1daw.com. También ftp.1daw.com</w:t>
+      </w:r>
+    </w:p>
+    <w:p>
+      <w:pPr>
+        <w:rPr>
+          <w:rStyle w:val="Hipervnculo"/>
+        </w:rPr>
+      </w:pPr>
+      <w:r>
+        <w:lastRenderedPageBreak/>
+        <w:t xml:space="preserve">Ahora vamos a hacer lo mismo para tener otro dominio, 2daw.com y otro subdominio </w:t>
+      </w:r>
+      <w:hyperlink r:id="rId40" w:history="1">
+        <w:r>
+          <w:rPr>
+            <w:rStyle w:val="Hipervnculo"/>
+          </w:rPr>
+          <w:t>ftp.2daw.com</w:t>
+        </w:r>
+      </w:hyperlink>
+    </w:p>
+    <w:p>
+      <w:r>
+        <w:rPr>
+          <w:noProof/>
+        </w:rPr>
+        <w:drawing>
+          <wp:inline distT="0" distB="0" distL="0" distR="0" wp14:anchorId="56192550" wp14:editId="5CD964DA">
+            <wp:extent cx="4364990" cy="3543170"/>
+            <wp:effectExtent l="0" t="0" r="0" b="635"/>
+            <wp:docPr id="35" name="Imagen 35"/>
+            <wp:cNvGraphicFramePr>
+              <a:graphicFrameLocks xmlns:a="http://schemas.openxmlformats.org/drawingml/2006/main" noChangeAspect="1"/>
+            </wp:cNvGraphicFramePr>
+            <a:graphic xmlns:a="http://schemas.openxmlformats.org/drawingml/2006/main">
+              <a:graphicData uri="http://schemas.openxmlformats.org/drawingml/2006/picture">
+                <pic:pic xmlns:pic="http://schemas.openxmlformats.org/drawingml/2006/picture">
+                  <pic:nvPicPr>
+                    <pic:cNvPr id="1" name=""/>
+                    <pic:cNvPicPr/>
+                  </pic:nvPicPr>
+                  <pic:blipFill>
+                    <a:blip r:embed="rId41"/>
+                    <a:stretch>
+                      <a:fillRect/>
+                    </a:stretch>
+                  </pic:blipFill>
+                  <pic:spPr>
+                    <a:xfrm>
+                      <a:off x="0" y="0"/>
+                      <a:ext cx="4378062" cy="3553781"/>
+                    </a:xfrm>
+                    <a:prstGeom prst="rect">
+                      <a:avLst/>
+                    </a:prstGeom>
+                  </pic:spPr>
+                </pic:pic>
+              </a:graphicData>
+            </a:graphic>
+          </wp:inline>
+        </w:drawing>
+      </w:r>
+    </w:p>
+    <w:p>
+      <w:r>
+        <w:rPr>
+          <w:noProof/>
+        </w:rPr>
+        <w:drawing>
+          <wp:inline distT="0" distB="0" distL="0" distR="0" wp14:anchorId="14864008" wp14:editId="48101DC3">
+            <wp:extent cx="3009900" cy="2460586"/>
+            <wp:effectExtent l="0" t="0" r="0" b="0"/>
+            <wp:docPr id="36" name="Imagen 36"/>
+            <wp:cNvGraphicFramePr>
+              <a:graphicFrameLocks xmlns:a="http://schemas.openxmlformats.org/drawingml/2006/main" noChangeAspect="1"/>
+            </wp:cNvGraphicFramePr>
+            <a:graphic xmlns:a="http://schemas.openxmlformats.org/drawingml/2006/main">
+              <a:graphicData uri="http://schemas.openxmlformats.org/drawingml/2006/picture">
+                <pic:pic xmlns:pic="http://schemas.openxmlformats.org/drawingml/2006/picture">
+                  <pic:nvPicPr>
+                    <pic:cNvPr id="1" name=""/>
+                    <pic:cNvPicPr/>
+                  </pic:nvPicPr>
+                  <pic:blipFill>
+                    <a:blip r:embed="rId42"/>
+                    <a:stretch>
+                      <a:fillRect/>
+                    </a:stretch>
+                  </pic:blipFill>
+                  <pic:spPr>
+                    <a:xfrm>
+                      <a:off x="0" y="0"/>
+                      <a:ext cx="3015421" cy="2465099"/>
+                    </a:xfrm>
+                    <a:prstGeom prst="rect">
+                      <a:avLst/>
+                    </a:prstGeom>
+                  </pic:spPr>
+                </pic:pic>
+              </a:graphicData>
+            </a:graphic>
+          </wp:inline>
+        </w:drawing>
+      </w:r>
+    </w:p>
+    <w:p>
+      <w:r>
+        <w:rPr>
+          <w:noProof/>
+        </w:rPr>
+        <w:drawing>
+          <wp:inline distT="0" distB="0" distL="0" distR="0" wp14:anchorId="1B907AAF" wp14:editId="49B7574C">
+            <wp:extent cx="5400040" cy="1035050"/>
+            <wp:effectExtent l="0" t="0" r="0" b="0"/>
+            <wp:docPr id="37" name="Imagen 37"/>
+            <wp:cNvGraphicFramePr>
+              <a:graphicFrameLocks xmlns:a="http://schemas.openxmlformats.org/drawingml/2006/main" noChangeAspect="1"/>
+            </wp:cNvGraphicFramePr>
+            <a:graphic xmlns:a="http://schemas.openxmlformats.org/drawingml/2006/main">
+              <a:graphicData uri="http://schemas.openxmlformats.org/drawingml/2006/picture">
+                <pic:pic xmlns:pic="http://schemas.openxmlformats.org/drawingml/2006/picture">
+                  <pic:nvPicPr>
+                    <pic:cNvPr id="1" name=""/>
+                    <pic:cNvPicPr/>
+                  </pic:nvPicPr>
+                  <pic:blipFill>
+                    <a:blip r:embed="rId43"/>
+                    <a:stretch>
+                      <a:fillRect/>
+                    </a:stretch>
+                  </pic:blipFill>
+                  <pic:spPr>
+                    <a:xfrm>
+                      <a:off x="0" y="0"/>
+                      <a:ext cx="5400040" cy="1035050"/>
+                    </a:xfrm>
+                    <a:prstGeom prst="rect">
+                      <a:avLst/>
+                    </a:prstGeom>
+                  </pic:spPr>
+                </pic:pic>
+              </a:graphicData>
+            </a:graphic>
+          </wp:inline>
+        </w:drawing>
+      </w:r>
+    </w:p>
+    <w:p>
+      <w:r>
+        <w:rPr>
+          <w:noProof/>
+        </w:rPr>
+        <w:lastRenderedPageBreak/>
+        <w:drawing>
+          <wp:inline distT="0" distB="0" distL="0" distR="0" wp14:anchorId="35269B53" wp14:editId="36388CD9">
+            <wp:extent cx="4724400" cy="2501088"/>
+            <wp:effectExtent l="0" t="0" r="0" b="0"/>
+            <wp:docPr id="38" name="Imagen 38"/>
+            <wp:cNvGraphicFramePr>
+              <a:graphicFrameLocks xmlns:a="http://schemas.openxmlformats.org/drawingml/2006/main" noChangeAspect="1"/>
+            </wp:cNvGraphicFramePr>
+            <a:graphic xmlns:a="http://schemas.openxmlformats.org/drawingml/2006/main">
+              <a:graphicData uri="http://schemas.openxmlformats.org/drawingml/2006/picture">
+                <pic:pic xmlns:pic="http://schemas.openxmlformats.org/drawingml/2006/picture">
+                  <pic:nvPicPr>
+                    <pic:cNvPr id="1" name=""/>
+                    <pic:cNvPicPr/>
+                  </pic:nvPicPr>
+                  <pic:blipFill>
+                    <a:blip r:embed="rId44"/>
+                    <a:stretch>
+                      <a:fillRect/>
+                    </a:stretch>
+                  </pic:blipFill>
+                  <pic:spPr>
+                    <a:xfrm>
+                      <a:off x="0" y="0"/>
+                      <a:ext cx="4728326" cy="2503166"/>
+                    </a:xfrm>
+                    <a:prstGeom prst="rect">
+                      <a:avLst/>
+                    </a:prstGeom>
+                  </pic:spPr>
+                </pic:pic>
+              </a:graphicData>
+            </a:graphic>
+          </wp:inline>
+        </w:drawing>
+      </w:r>
+    </w:p>
+    <w:p>
+      <w:r>
+        <w:rPr>
+          <w:noProof/>
+        </w:rPr>
+        <w:drawing>
+          <wp:inline distT="0" distB="0" distL="0" distR="0" wp14:anchorId="5E15DED7" wp14:editId="5A15E1F1">
+            <wp:extent cx="4838700" cy="3585782"/>
+            <wp:effectExtent l="0" t="0" r="0" b="0"/>
+            <wp:docPr id="39" name="Imagen 39"/>
+            <wp:cNvGraphicFramePr>
+              <a:graphicFrameLocks xmlns:a="http://schemas.openxmlformats.org/drawingml/2006/main" noChangeAspect="1"/>
+            </wp:cNvGraphicFramePr>
+            <a:graphic xmlns:a="http://schemas.openxmlformats.org/drawingml/2006/main">
+              <a:graphicData uri="http://schemas.openxmlformats.org/drawingml/2006/picture">
+                <pic:pic xmlns:pic="http://schemas.openxmlformats.org/drawingml/2006/picture">
+                  <pic:nvPicPr>
+                    <pic:cNvPr id="1" name=""/>
+                    <pic:cNvPicPr/>
+                  </pic:nvPicPr>
+                  <pic:blipFill>
+                    <a:blip r:embed="rId45"/>
+                    <a:stretch>
+                      <a:fillRect/>
+                    </a:stretch>
+                  </pic:blipFill>
+                  <pic:spPr>
+                    <a:xfrm>
+                      <a:off x="0" y="0"/>
+                      <a:ext cx="4840634" cy="3587215"/>
+                    </a:xfrm>
+                    <a:prstGeom prst="rect">
+                      <a:avLst/>
+                    </a:prstGeom>
+                  </pic:spPr>
+                </pic:pic>
+              </a:graphicData>
+            </a:graphic>
+          </wp:inline>
+        </w:drawing>
+      </w:r>
+    </w:p>
+    <w:p>
+      <w:r>
+        <w:rPr>
+          <w:noProof/>
+        </w:rPr>
+        <w:drawing>
+          <wp:inline distT="0" distB="0" distL="0" distR="0" wp14:anchorId="66331AB6" wp14:editId="719FC6B6">
+            <wp:extent cx="4667250" cy="1670090"/>
+            <wp:effectExtent l="0" t="0" r="0" b="6350"/>
+            <wp:docPr id="40" name="Imagen 40"/>
+            <wp:cNvGraphicFramePr>
+              <a:graphicFrameLocks xmlns:a="http://schemas.openxmlformats.org/drawingml/2006/main" noChangeAspect="1"/>
+            </wp:cNvGraphicFramePr>
+            <a:graphic xmlns:a="http://schemas.openxmlformats.org/drawingml/2006/main">
+              <a:graphicData uri="http://schemas.openxmlformats.org/drawingml/2006/picture">
+                <pic:pic xmlns:pic="http://schemas.openxmlformats.org/drawingml/2006/picture">
+                  <pic:nvPicPr>
+                    <pic:cNvPr id="1" name=""/>
+                    <pic:cNvPicPr/>
+                  </pic:nvPicPr>
+                  <pic:blipFill>
+                    <a:blip r:embed="rId46"/>
+                    <a:stretch>
+                      <a:fillRect/>
+                    </a:stretch>
+                  </pic:blipFill>
+                  <pic:spPr>
+                    <a:xfrm>
+                      <a:off x="0" y="0"/>
+                      <a:ext cx="4672744" cy="1672056"/>
+                    </a:xfrm>
+                    <a:prstGeom prst="rect">
+                      <a:avLst/>
+                    </a:prstGeom>
+                  </pic:spPr>
+                </pic:pic>
+              </a:graphicData>
+            </a:graphic>
+          </wp:inline>
+        </w:drawing>
+      </w:r>
+    </w:p>
+    <w:p>
+      <w:r>
+        <w:t xml:space="preserve">Ya se tienen 2 dominios, 1daw.com y 2daw.com, más localhost, para los cuales se pueden crear hosts virtuales en </w:t>
+      </w:r>
+      <w:proofErr w:type="spellStart"/>
+      <w:r>
+        <w:t>proftpd</w:t>
+      </w:r>
+      <w:proofErr w:type="spellEnd"/>
+      <w:r>
+        <w:t xml:space="preserve"> y tener 3 servidores ftp diferentes manejados por un mismo programa, </w:t>
+      </w:r>
+      <w:proofErr w:type="spellStart"/>
+      <w:r>
+        <w:t>proftpd</w:t>
+      </w:r>
+      <w:proofErr w:type="spellEnd"/>
+    </w:p>
+    <w:p>
+      <w:r>
+        <w:lastRenderedPageBreak/>
+        <w:t xml:space="preserve">Reiniciamos el servidor DNS con </w:t>
+      </w:r>
+      <w:proofErr w:type="spellStart"/>
+      <w:r>
+        <w:t>service</w:t>
+      </w:r>
+      <w:proofErr w:type="spellEnd"/>
+      <w:r>
+        <w:t xml:space="preserve"> bind9 </w:t>
+      </w:r>
+      <w:proofErr w:type="spellStart"/>
+      <w:r>
+        <w:t>restart</w:t>
+      </w:r>
+      <w:proofErr w:type="spellEnd"/>
+    </w:p>
+    <w:p>
+      <w:r>
+        <w:t>Antes de seguir, comprobemos que funcionan los dominios creados:</w:t>
+      </w:r>
+    </w:p>
+    <w:p>
+      <w:r>
+        <w:rPr>
+          <w:noProof/>
+        </w:rPr>
+        <w:drawing>
+          <wp:inline distT="0" distB="0" distL="0" distR="0" wp14:anchorId="0DBE1515" wp14:editId="1D0553E3">
+            <wp:extent cx="5400040" cy="165735"/>
+            <wp:effectExtent l="0" t="0" r="0" b="5715"/>
+            <wp:docPr id="44" name="Imagen 44"/>
+            <wp:cNvGraphicFramePr>
+              <a:graphicFrameLocks xmlns:a="http://schemas.openxmlformats.org/drawingml/2006/main" noChangeAspect="1"/>
+            </wp:cNvGraphicFramePr>
+            <a:graphic xmlns:a="http://schemas.openxmlformats.org/drawingml/2006/main">
+              <a:graphicData uri="http://schemas.openxmlformats.org/drawingml/2006/picture">
+                <pic:pic xmlns:pic="http://schemas.openxmlformats.org/drawingml/2006/picture">
+                  <pic:nvPicPr>
+                    <pic:cNvPr id="1" name=""/>
+                    <pic:cNvPicPr/>
+                  </pic:nvPicPr>
+                  <pic:blipFill>
+                    <a:blip r:embed="rId47"/>
+                    <a:stretch>
+                      <a:fillRect/>
+                    </a:stretch>
+                  </pic:blipFill>
+                  <pic:spPr>
+                    <a:xfrm>
+                      <a:off x="0" y="0"/>
+                      <a:ext cx="5400040" cy="165735"/>
+                    </a:xfrm>
+                    <a:prstGeom prst="rect">
+                      <a:avLst/>
+                    </a:prstGeom>
+                  </pic:spPr>
+                </pic:pic>
+              </a:graphicData>
+            </a:graphic>
+          </wp:inline>
+        </w:drawing>
+      </w:r>
+    </w:p>
+    <w:p>
+      <w:r>
+        <w:rPr>
+          <w:noProof/>
+        </w:rPr>
+        <w:drawing>
+          <wp:inline distT="0" distB="0" distL="0" distR="0" wp14:anchorId="3F89A632" wp14:editId="1ADC776B">
+            <wp:extent cx="5400040" cy="2019935"/>
+            <wp:effectExtent l="0" t="0" r="0" b="0"/>
+            <wp:docPr id="41" name="Imagen 41"/>
+            <wp:cNvGraphicFramePr>
+              <a:graphicFrameLocks xmlns:a="http://schemas.openxmlformats.org/drawingml/2006/main" noChangeAspect="1"/>
+            </wp:cNvGraphicFramePr>
+            <a:graphic xmlns:a="http://schemas.openxmlformats.org/drawingml/2006/main">
+              <a:graphicData uri="http://schemas.openxmlformats.org/drawingml/2006/picture">
+                <pic:pic xmlns:pic="http://schemas.openxmlformats.org/drawingml/2006/picture">
+                  <pic:nvPicPr>
+                    <pic:cNvPr id="1" name=""/>
+                    <pic:cNvPicPr/>
+                  </pic:nvPicPr>
+                  <pic:blipFill>
+                    <a:blip r:embed="rId48"/>
+                    <a:stretch>
+                      <a:fillRect/>
+                    </a:stretch>
+                  </pic:blipFill>
+                  <pic:spPr>
+                    <a:xfrm>
+                      <a:off x="0" y="0"/>
+                      <a:ext cx="5400040" cy="2019935"/>
+                    </a:xfrm>
+                    <a:prstGeom prst="rect">
+                      <a:avLst/>
+                    </a:prstGeom>
+                  </pic:spPr>
+                </pic:pic>
+              </a:graphicData>
+            </a:graphic>
+          </wp:inline>
+        </w:drawing>
+      </w:r>
+    </w:p>
+    <w:p>
+      <w:r>
+        <w:rPr>
+          <w:noProof/>
+        </w:rPr>
+        <w:drawing>
+          <wp:inline distT="0" distB="0" distL="0" distR="0" wp14:anchorId="60CEE2D6" wp14:editId="0C925E2F">
+            <wp:extent cx="5400040" cy="3188335"/>
+            <wp:effectExtent l="0" t="0" r="0" b="0"/>
+            <wp:docPr id="42" name="Imagen 42"/>
+            <wp:cNvGraphicFramePr>
+              <a:graphicFrameLocks xmlns:a="http://schemas.openxmlformats.org/drawingml/2006/main" noChangeAspect="1"/>
+            </wp:cNvGraphicFramePr>
+            <a:graphic xmlns:a="http://schemas.openxmlformats.org/drawingml/2006/main">
+              <a:graphicData uri="http://schemas.openxmlformats.org/drawingml/2006/picture">
+                <pic:pic xmlns:pic="http://schemas.openxmlformats.org/drawingml/2006/picture">
+                  <pic:nvPicPr>
+                    <pic:cNvPr id="1" name=""/>
+                    <pic:cNvPicPr/>
+                  </pic:nvPicPr>
+                  <pic:blipFill>
+                    <a:blip r:embed="rId49"/>
+                    <a:stretch>
+                      <a:fillRect/>
+                    </a:stretch>
+                  </pic:blipFill>
+                  <pic:spPr>
+                    <a:xfrm>
+                      <a:off x="0" y="0"/>
+                      <a:ext cx="5400040" cy="3188335"/>
+                    </a:xfrm>
+                    <a:prstGeom prst="rect">
+                      <a:avLst/>
+                    </a:prstGeom>
+                  </pic:spPr>
+                </pic:pic>
+              </a:graphicData>
+            </a:graphic>
+          </wp:inline>
+        </w:drawing>
+      </w:r>
+      <w:r>
+        <w:br w:type="page"/>
+      </w:r>
+    </w:p>
+    <w:p>
+      <w:pPr>
+        <w:pStyle w:val="Ttulo2"/>
+      </w:pPr>
+      <w:r>
+        <w:lastRenderedPageBreak/>
+        <w:t>PASO 2:</w:t>
+      </w:r>
+    </w:p>
+    <w:p>
+      <w:r>
+        <w:t xml:space="preserve">Ya podemos configurar los hosts virtuales en </w:t>
+      </w:r>
+      <w:proofErr w:type="spellStart"/>
+      <w:r>
+        <w:t>proftpd</w:t>
+      </w:r>
+      <w:proofErr w:type="spellEnd"/>
+      <w:r>
+        <w:t>. Para ello:</w:t>
+      </w:r>
+    </w:p>
+    <w:p>
+      <w:r>
+        <w:t>- se edita /</w:t>
+      </w:r>
+      <w:proofErr w:type="spellStart"/>
+      <w:r>
+        <w:t>etc</w:t>
+      </w:r>
+      <w:proofErr w:type="spellEnd"/>
+      <w:r>
+        <w:t>/</w:t>
+      </w:r>
+      <w:proofErr w:type="spellStart"/>
+      <w:r>
+        <w:t>proftpd</w:t>
+      </w:r>
+      <w:proofErr w:type="spellEnd"/>
+      <w:r>
+        <w:t>/</w:t>
+      </w:r>
+      <w:proofErr w:type="spellStart"/>
+      <w:r>
+        <w:t>proftpd.conf</w:t>
+      </w:r>
+      <w:proofErr w:type="spellEnd"/>
+      <w:r>
+        <w:t xml:space="preserve"> y se </w:t>
+      </w:r>
+      <w:proofErr w:type="spellStart"/>
+      <w:r>
+        <w:t>descomenta</w:t>
+      </w:r>
+      <w:proofErr w:type="spellEnd"/>
+      <w:r>
+        <w:t xml:space="preserve"> la línea:</w:t>
+      </w:r>
+    </w:p>
+    <w:p>
+      <w:proofErr w:type="spellStart"/>
+      <w:r>
+        <w:t>include</w:t>
+      </w:r>
+      <w:proofErr w:type="spellEnd"/>
+      <w:r>
+        <w:t xml:space="preserve"> /</w:t>
+      </w:r>
+      <w:proofErr w:type="spellStart"/>
+      <w:r>
+        <w:t>etc</w:t>
+      </w:r>
+      <w:proofErr w:type="spellEnd"/>
+      <w:r>
+        <w:t>/</w:t>
+      </w:r>
+      <w:proofErr w:type="spellStart"/>
+      <w:r>
+        <w:t>proftpd</w:t>
+      </w:r>
+      <w:proofErr w:type="spellEnd"/>
+      <w:r>
+        <w:t>/</w:t>
+      </w:r>
+      <w:proofErr w:type="spellStart"/>
+      <w:r>
+        <w:t>virtuals.conf</w:t>
+      </w:r>
+      <w:proofErr w:type="spellEnd"/>
+    </w:p>
+    <w:p>
+      <w:r>
+        <w:rPr>
+          <w:noProof/>
+        </w:rPr>
+        <w:drawing>
+          <wp:inline distT="0" distB="0" distL="0" distR="0" wp14:anchorId="4F7F1A30" wp14:editId="20012E74">
+            <wp:extent cx="4476750" cy="542748"/>
+            <wp:effectExtent l="0" t="0" r="0" b="0"/>
+            <wp:docPr id="45" name="Imagen 45"/>
+            <wp:cNvGraphicFramePr>
+              <a:graphicFrameLocks xmlns:a="http://schemas.openxmlformats.org/drawingml/2006/main" noChangeAspect="1"/>
+            </wp:cNvGraphicFramePr>
+            <a:graphic xmlns:a="http://schemas.openxmlformats.org/drawingml/2006/main">
+              <a:graphicData uri="http://schemas.openxmlformats.org/drawingml/2006/picture">
+                <pic:pic xmlns:pic="http://schemas.openxmlformats.org/drawingml/2006/picture">
+                  <pic:nvPicPr>
+                    <pic:cNvPr id="1" name=""/>
+                    <pic:cNvPicPr/>
+                  </pic:nvPicPr>
+                  <pic:blipFill>
+                    <a:blip r:embed="rId50"/>
+                    <a:stretch>
+                      <a:fillRect/>
+                    </a:stretch>
+                  </pic:blipFill>
+                  <pic:spPr>
+                    <a:xfrm>
+                      <a:off x="0" y="0"/>
+                      <a:ext cx="4501359" cy="545732"/>
+                    </a:xfrm>
+                    <a:prstGeom prst="rect">
+                      <a:avLst/>
+                    </a:prstGeom>
+                  </pic:spPr>
+                </pic:pic>
+              </a:graphicData>
+            </a:graphic>
+          </wp:inline>
+        </w:drawing>
+      </w:r>
+    </w:p>
+    <w:p>
+      <w:r>
+        <w:t>- editamos /</w:t>
+      </w:r>
+      <w:proofErr w:type="spellStart"/>
+      <w:r>
+        <w:t>etc</w:t>
+      </w:r>
+      <w:proofErr w:type="spellEnd"/>
+      <w:r>
+        <w:t>/</w:t>
+      </w:r>
+      <w:proofErr w:type="spellStart"/>
+      <w:r>
+        <w:t>proftpd</w:t>
+      </w:r>
+      <w:proofErr w:type="spellEnd"/>
+      <w:r>
+        <w:t>/</w:t>
+      </w:r>
+      <w:proofErr w:type="spellStart"/>
+      <w:r>
+        <w:t>virtuals.conf</w:t>
+      </w:r>
+      <w:proofErr w:type="spellEnd"/>
+      <w:r>
+        <w:t xml:space="preserve"> y escribimos lo siguiente:</w:t>
+      </w:r>
+      <w:r>
+        <w:rPr>
+          <w:noProof/>
+        </w:rPr>
+        <w:t xml:space="preserve"> </w:t>
+      </w:r>
+    </w:p>
+    <w:p>
+      <w:pPr>
+        <w:rPr>
+          <w:sz w:val="9"/>
+          <w:szCs w:val="9"/>
+        </w:rPr>
+      </w:pPr>
+      <w:r>
+        <w:rPr>
+          <w:sz w:val="9"/>
+          <w:szCs w:val="9"/>
+        </w:rPr>
+        <w:t>&lt;</w:t>
+      </w:r>
+      <w:proofErr w:type="spellStart"/>
+      <w:r>
+        <w:rPr>
+          <w:sz w:val="9"/>
+          <w:szCs w:val="9"/>
+        </w:rPr>
+        <w:t>VirtualHost</w:t>
+      </w:r>
+      <w:proofErr w:type="spellEnd"/>
+      <w:r>
+        <w:rPr>
+          <w:sz w:val="9"/>
+          <w:szCs w:val="9"/>
+        </w:rPr>
+        <w:t xml:space="preserve"> ftp.1daw.com&gt;</w:t>
+      </w:r>
+    </w:p>
+    <w:p>
+      <w:pPr>
+        <w:rPr>
+          <w:sz w:val="9"/>
+          <w:szCs w:val="9"/>
+        </w:rPr>
+      </w:pPr>
+      <w:r>
+        <w:rPr>
+          <w:noProof/>
+        </w:rPr>
+        <w:drawing>
+          <wp:anchor distT="0" distB="0" distL="114300" distR="114300" simplePos="0" relativeHeight="251659264" behindDoc="1" locked="0" layoutInCell="1" allowOverlap="1" wp14:anchorId="211292BA" wp14:editId="5EE16EDF">
+            <wp:simplePos x="0" y="0"/>
+            <wp:positionH relativeFrom="column">
+              <wp:posOffset>905979</wp:posOffset>
+            </wp:positionH>
+            <wp:positionV relativeFrom="paragraph">
+              <wp:posOffset>55963</wp:posOffset>
+            </wp:positionV>
+            <wp:extent cx="5292841" cy="6448508"/>
+            <wp:effectExtent l="0" t="0" r="3175" b="0"/>
+            <wp:wrapTight wrapText="bothSides">
+              <wp:wrapPolygon edited="0">
+                <wp:start x="0" y="0"/>
+                <wp:lineTo x="0" y="21504"/>
+                <wp:lineTo x="21535" y="21504"/>
+                <wp:lineTo x="21535" y="0"/>
+                <wp:lineTo x="0" y="0"/>
+              </wp:wrapPolygon>
+            </wp:wrapTight>
+            <wp:docPr id="46" name="Imagen 46"/>
+            <wp:cNvGraphicFramePr>
+              <a:graphicFrameLocks xmlns:a="http://schemas.openxmlformats.org/drawingml/2006/main" noChangeAspect="1"/>
+            </wp:cNvGraphicFramePr>
+            <a:graphic xmlns:a="http://schemas.openxmlformats.org/drawingml/2006/main">
+              <a:graphicData uri="http://schemas.openxmlformats.org/drawingml/2006/picture">
+                <pic:pic xmlns:pic="http://schemas.openxmlformats.org/drawingml/2006/picture">
+                  <pic:nvPicPr>
+                    <pic:cNvPr id="1" name=""/>
+                    <pic:cNvPicPr/>
+                  </pic:nvPicPr>
+                  <pic:blipFill>
+                    <a:blip r:embed="rId51">
+                      <a:extLst>
+                        <a:ext uri="{28A0092B-C50C-407E-A947-70E740481C1C}">
+                          <a14:useLocalDpi xmlns:a14="http://schemas.microsoft.com/office/drawing/2010/main" val="0"/>
+                        </a:ext>
+                      </a:extLst>
+                    </a:blip>
+                    <a:stretch>
+                      <a:fillRect/>
+                    </a:stretch>
+                  </pic:blipFill>
+                  <pic:spPr>
+                    <a:xfrm>
+                      <a:off x="0" y="0"/>
+                      <a:ext cx="5292841" cy="6448508"/>
+                    </a:xfrm>
+                    <a:prstGeom prst="rect">
+                      <a:avLst/>
+                    </a:prstGeom>
+                  </pic:spPr>
+                </pic:pic>
+              </a:graphicData>
+            </a:graphic>
+            <wp14:sizeRelH relativeFrom="margin">
+              <wp14:pctWidth>0</wp14:pctWidth>
+            </wp14:sizeRelH>
+            <wp14:sizeRelV relativeFrom="margin">
+              <wp14:pctHeight>0</wp14:pctHeight>
+            </wp14:sizeRelV>
+          </wp:anchor>
+        </w:drawing>
+      </w:r>
+      <w:proofErr w:type="spellStart"/>
+      <w:r>
+        <w:rPr>
+          <w:sz w:val="9"/>
+          <w:szCs w:val="9"/>
+        </w:rPr>
+        <w:t>ServerName</w:t>
+      </w:r>
+      <w:proofErr w:type="spellEnd"/>
+      <w:r>
+        <w:rPr>
+          <w:sz w:val="9"/>
+          <w:szCs w:val="9"/>
+        </w:rPr>
+        <w:t xml:space="preserve"> "Servidor 1"</w:t>
+      </w:r>
+    </w:p>
+    <w:p>
+      <w:pPr>
+        <w:rPr>
+          <w:sz w:val="9"/>
+          <w:szCs w:val="9"/>
+        </w:rPr>
+      </w:pPr>
+      <w:proofErr w:type="spellStart"/>
+      <w:r>
+        <w:rPr>
+          <w:sz w:val="9"/>
+          <w:szCs w:val="9"/>
+        </w:rPr>
+        <w:t>RequireValidShell</w:t>
+      </w:r>
+      <w:proofErr w:type="spellEnd"/>
+      <w:r>
+        <w:rPr>
+          <w:sz w:val="9"/>
+          <w:szCs w:val="9"/>
+        </w:rPr>
+        <w:t xml:space="preserve"> off</w:t>
+      </w:r>
+    </w:p>
+    <w:p>
+      <w:pPr>
+        <w:rPr>
+          <w:sz w:val="9"/>
+          <w:szCs w:val="9"/>
+        </w:rPr>
+      </w:pPr>
+      <w:r>
+        <w:rPr>
+          <w:sz w:val="9"/>
+          <w:szCs w:val="9"/>
+        </w:rPr>
+        <w:t>Port 7000</w:t>
+      </w:r>
+    </w:p>
+    <w:p>
+      <w:pPr>
+        <w:rPr>
+          <w:sz w:val="9"/>
+          <w:szCs w:val="9"/>
+        </w:rPr>
+      </w:pPr>
+      <w:proofErr w:type="spellStart"/>
+      <w:r>
+        <w:rPr>
+          <w:sz w:val="9"/>
+          <w:szCs w:val="9"/>
+        </w:rPr>
+        <w:t>DefaultRoot</w:t>
+      </w:r>
+      <w:proofErr w:type="spellEnd"/>
+      <w:r>
+        <w:rPr>
+          <w:sz w:val="9"/>
+          <w:szCs w:val="9"/>
+        </w:rPr>
+        <w:t xml:space="preserve"> /</w:t>
+      </w:r>
+      <w:proofErr w:type="spellStart"/>
+      <w:r>
+        <w:rPr>
+          <w:sz w:val="9"/>
+          <w:szCs w:val="9"/>
+        </w:rPr>
+        <w:t>srv</w:t>
+      </w:r>
+      <w:proofErr w:type="spellEnd"/>
+      <w:r>
+        <w:rPr>
+          <w:sz w:val="9"/>
+          <w:szCs w:val="9"/>
+        </w:rPr>
+        <w:t>/ftp1</w:t>
+      </w:r>
+    </w:p>
+    <w:p>
+      <w:pPr>
+        <w:rPr>
+          <w:sz w:val="9"/>
+          <w:szCs w:val="9"/>
+        </w:rPr>
+      </w:pPr>
+      <w:r>
+        <w:rPr>
+          <w:sz w:val="9"/>
+          <w:szCs w:val="9"/>
+        </w:rPr>
+        <w:t>&lt;Anonymous /</w:t>
+      </w:r>
+      <w:proofErr w:type="spellStart"/>
+      <w:r>
+        <w:rPr>
+          <w:sz w:val="9"/>
+          <w:szCs w:val="9"/>
+        </w:rPr>
+        <w:t>srv</w:t>
+      </w:r>
+      <w:proofErr w:type="spellEnd"/>
+      <w:r>
+        <w:rPr>
+          <w:sz w:val="9"/>
+          <w:szCs w:val="9"/>
+        </w:rPr>
+        <w:t>/ftp1&gt;</w:t>
+      </w:r>
+    </w:p>
+    <w:p>
+      <w:pPr>
+        <w:rPr>
+          <w:sz w:val="9"/>
+          <w:szCs w:val="9"/>
+        </w:rPr>
+      </w:pPr>
+      <w:proofErr w:type="spellStart"/>
+      <w:r>
+        <w:rPr>
+          <w:sz w:val="9"/>
+          <w:szCs w:val="9"/>
+        </w:rPr>
+        <w:t>User</w:t>
+      </w:r>
+      <w:proofErr w:type="spellEnd"/>
+      <w:r>
+        <w:rPr>
+          <w:sz w:val="9"/>
+          <w:szCs w:val="9"/>
+        </w:rPr>
+        <w:t xml:space="preserve"> ftp</w:t>
+      </w:r>
+    </w:p>
+    <w:p>
+      <w:pPr>
+        <w:rPr>
+          <w:sz w:val="9"/>
+          <w:szCs w:val="9"/>
+        </w:rPr>
+      </w:pPr>
+      <w:proofErr w:type="spellStart"/>
+      <w:r>
+        <w:rPr>
+          <w:sz w:val="9"/>
+          <w:szCs w:val="9"/>
+        </w:rPr>
+        <w:t>Group</w:t>
+      </w:r>
+      <w:proofErr w:type="spellEnd"/>
+      <w:r>
+        <w:rPr>
+          <w:sz w:val="9"/>
+          <w:szCs w:val="9"/>
+        </w:rPr>
+        <w:t xml:space="preserve"> </w:t>
+      </w:r>
+      <w:proofErr w:type="spellStart"/>
+      <w:r>
+        <w:rPr>
+          <w:sz w:val="9"/>
+          <w:szCs w:val="9"/>
+        </w:rPr>
+        <w:t>nogroup</w:t>
+      </w:r>
+      <w:proofErr w:type="spellEnd"/>
+    </w:p>
+    <w:p>
+      <w:pPr>
+        <w:rPr>
+          <w:sz w:val="9"/>
+          <w:szCs w:val="9"/>
+        </w:rPr>
+      </w:pPr>
+      <w:proofErr w:type="spellStart"/>
+      <w:r>
+        <w:rPr>
+          <w:sz w:val="9"/>
+          <w:szCs w:val="9"/>
+        </w:rPr>
+        <w:t>UserAlias</w:t>
+      </w:r>
+      <w:proofErr w:type="spellEnd"/>
+      <w:r>
+        <w:rPr>
+          <w:sz w:val="9"/>
+          <w:szCs w:val="9"/>
+        </w:rPr>
+        <w:t xml:space="preserve"> </w:t>
+      </w:r>
+      <w:proofErr w:type="spellStart"/>
+      <w:r>
+        <w:rPr>
+          <w:sz w:val="9"/>
+          <w:szCs w:val="9"/>
+        </w:rPr>
+        <w:t>anonymous</w:t>
+      </w:r>
+      <w:proofErr w:type="spellEnd"/>
+      <w:r>
+        <w:rPr>
+          <w:sz w:val="9"/>
+          <w:szCs w:val="9"/>
+        </w:rPr>
+        <w:t xml:space="preserve"> ftp</w:t>
+      </w:r>
+    </w:p>
+    <w:p>
+      <w:pPr>
+        <w:rPr>
+          <w:sz w:val="9"/>
+          <w:szCs w:val="9"/>
+        </w:rPr>
+      </w:pPr>
+      <w:proofErr w:type="spellStart"/>
+      <w:r>
+        <w:rPr>
+          <w:sz w:val="9"/>
+          <w:szCs w:val="9"/>
+        </w:rPr>
+        <w:t>UserAlias</w:t>
+      </w:r>
+      <w:proofErr w:type="spellEnd"/>
+      <w:r>
+        <w:rPr>
+          <w:sz w:val="9"/>
+          <w:szCs w:val="9"/>
+        </w:rPr>
+        <w:t xml:space="preserve"> Anonymous ftp</w:t>
+      </w:r>
+    </w:p>
+    <w:p>
+      <w:pPr>
+        <w:rPr>
+          <w:sz w:val="9"/>
+          <w:szCs w:val="9"/>
+        </w:rPr>
+      </w:pPr>
+      <w:proofErr w:type="spellStart"/>
+      <w:r>
+        <w:rPr>
+          <w:sz w:val="9"/>
+          <w:szCs w:val="9"/>
+        </w:rPr>
+        <w:t>RequireValidShell</w:t>
+      </w:r>
+      <w:proofErr w:type="spellEnd"/>
+      <w:r>
+        <w:rPr>
+          <w:sz w:val="9"/>
+          <w:szCs w:val="9"/>
+        </w:rPr>
+        <w:t xml:space="preserve"> off</w:t>
+      </w:r>
+    </w:p>
+    <w:p>
+      <w:pPr>
+        <w:rPr>
+          <w:sz w:val="9"/>
+          <w:szCs w:val="9"/>
+        </w:rPr>
+      </w:pPr>
+      <w:r>
+        <w:rPr>
+          <w:sz w:val="9"/>
+          <w:szCs w:val="9"/>
+        </w:rPr>
+        <w:t>&lt;</w:t>
+      </w:r>
+      <w:proofErr w:type="spellStart"/>
+      <w:r>
+        <w:rPr>
+          <w:sz w:val="9"/>
+          <w:szCs w:val="9"/>
+        </w:rPr>
+        <w:t>Directory</w:t>
+      </w:r>
+      <w:proofErr w:type="spellEnd"/>
+      <w:r>
+        <w:rPr>
+          <w:sz w:val="9"/>
+          <w:szCs w:val="9"/>
+        </w:rPr>
+        <w:t xml:space="preserve"> *&gt;</w:t>
+      </w:r>
+    </w:p>
+    <w:p>
+      <w:pPr>
+        <w:rPr>
+          <w:sz w:val="9"/>
+          <w:szCs w:val="9"/>
+        </w:rPr>
+      </w:pPr>
+      <w:r>
+        <w:rPr>
+          <w:sz w:val="9"/>
+          <w:szCs w:val="9"/>
+        </w:rPr>
+        <w:t>&lt;</w:t>
+      </w:r>
+      <w:proofErr w:type="spellStart"/>
+      <w:r>
+        <w:rPr>
+          <w:sz w:val="9"/>
+          <w:szCs w:val="9"/>
+        </w:rPr>
+        <w:t>Limit</w:t>
+      </w:r>
+      <w:proofErr w:type="spellEnd"/>
+      <w:r>
+        <w:rPr>
+          <w:sz w:val="9"/>
+          <w:szCs w:val="9"/>
+        </w:rPr>
+        <w:t xml:space="preserve"> WRITE&gt;</w:t>
+      </w:r>
+    </w:p>
+    <w:p>
+      <w:pPr>
+        <w:rPr>
+          <w:sz w:val="9"/>
+          <w:szCs w:val="9"/>
+        </w:rPr>
+      </w:pPr>
+      <w:proofErr w:type="spellStart"/>
+      <w:r>
+        <w:rPr>
+          <w:sz w:val="9"/>
+          <w:szCs w:val="9"/>
+        </w:rPr>
+        <w:t>Deny</w:t>
+      </w:r>
+      <w:proofErr w:type="spellEnd"/>
+      <w:r>
+        <w:rPr>
+          <w:sz w:val="9"/>
+          <w:szCs w:val="9"/>
+        </w:rPr>
+        <w:t xml:space="preserve"> </w:t>
+      </w:r>
+      <w:proofErr w:type="spellStart"/>
+      <w:r>
+        <w:rPr>
+          <w:sz w:val="9"/>
+          <w:szCs w:val="9"/>
+        </w:rPr>
+        <w:t>All</w:t>
+      </w:r>
+      <w:proofErr w:type="spellEnd"/>
+    </w:p>
+    <w:p>
+      <w:pPr>
+        <w:rPr>
+          <w:sz w:val="9"/>
+          <w:szCs w:val="9"/>
+        </w:rPr>
+      </w:pPr>
+      <w:r>
+        <w:rPr>
+          <w:sz w:val="9"/>
+          <w:szCs w:val="9"/>
+        </w:rPr>
+        <w:t>&lt;/</w:t>
+      </w:r>
+      <w:proofErr w:type="spellStart"/>
+      <w:r>
+        <w:rPr>
+          <w:sz w:val="9"/>
+          <w:szCs w:val="9"/>
+        </w:rPr>
+        <w:t>Limit</w:t>
+      </w:r>
+      <w:proofErr w:type="spellEnd"/>
+      <w:r>
+        <w:rPr>
+          <w:sz w:val="9"/>
+          <w:szCs w:val="9"/>
+        </w:rPr>
+        <w:t>&gt;</w:t>
+      </w:r>
+    </w:p>
+    <w:p>
+      <w:pPr>
+        <w:rPr>
+          <w:sz w:val="9"/>
+          <w:szCs w:val="9"/>
+        </w:rPr>
+      </w:pPr>
+      <w:r>
+        <w:rPr>
+          <w:sz w:val="9"/>
+          <w:szCs w:val="9"/>
+        </w:rPr>
+        <w:t>&lt;/</w:t>
+      </w:r>
+      <w:proofErr w:type="spellStart"/>
+      <w:r>
+        <w:rPr>
+          <w:sz w:val="9"/>
+          <w:szCs w:val="9"/>
+        </w:rPr>
+        <w:t>Directory</w:t>
+      </w:r>
+      <w:proofErr w:type="spellEnd"/>
+      <w:r>
+        <w:rPr>
+          <w:sz w:val="9"/>
+          <w:szCs w:val="9"/>
+        </w:rPr>
+        <w:t>&gt;</w:t>
+      </w:r>
+    </w:p>
+    <w:p>
+      <w:pPr>
+        <w:rPr>
+          <w:sz w:val="9"/>
+          <w:szCs w:val="9"/>
+        </w:rPr>
+      </w:pPr>
+      <w:r>
+        <w:rPr>
+          <w:sz w:val="9"/>
+          <w:szCs w:val="9"/>
+        </w:rPr>
+        <w:t>&lt;/Anonymous&gt;</w:t>
+      </w:r>
+    </w:p>
+    <w:p>
+      <w:pPr>
+        <w:rPr>
+          <w:sz w:val="9"/>
+          <w:szCs w:val="9"/>
+        </w:rPr>
+      </w:pPr>
+      <w:r>
+        <w:rPr>
+          <w:sz w:val="9"/>
+          <w:szCs w:val="9"/>
+        </w:rPr>
+        <w:t>&lt;/</w:t>
+      </w:r>
+      <w:proofErr w:type="spellStart"/>
+      <w:r>
+        <w:rPr>
+          <w:sz w:val="9"/>
+          <w:szCs w:val="9"/>
+        </w:rPr>
+        <w:t>VirtualHost</w:t>
+      </w:r>
+      <w:proofErr w:type="spellEnd"/>
+      <w:r>
+        <w:rPr>
+          <w:sz w:val="9"/>
+          <w:szCs w:val="9"/>
+        </w:rPr>
+        <w:t>&gt;</w:t>
+      </w:r>
+    </w:p>
+    <w:p>
+      <w:pPr>
+        <w:rPr>
+          <w:sz w:val="9"/>
+          <w:szCs w:val="9"/>
+        </w:rPr>
+      </w:pPr>
+      <w:r>
+        <w:rPr>
+          <w:sz w:val="9"/>
+          <w:szCs w:val="9"/>
+        </w:rPr>
+        <w:t>&lt;</w:t>
+      </w:r>
+      <w:proofErr w:type="spellStart"/>
+      <w:r>
+        <w:rPr>
+          <w:sz w:val="9"/>
+          <w:szCs w:val="9"/>
+        </w:rPr>
+        <w:t>VirtualHost</w:t>
+      </w:r>
+      <w:proofErr w:type="spellEnd"/>
+      <w:r>
+        <w:rPr>
+          <w:sz w:val="9"/>
+          <w:szCs w:val="9"/>
+        </w:rPr>
+        <w:t xml:space="preserve"> ftp.2daw.com&gt;</w:t>
+      </w:r>
+    </w:p>
+    <w:p>
+      <w:pPr>
+        <w:rPr>
+          <w:sz w:val="9"/>
+          <w:szCs w:val="9"/>
+        </w:rPr>
+      </w:pPr>
+      <w:proofErr w:type="spellStart"/>
+      <w:r>
+        <w:rPr>
+          <w:sz w:val="9"/>
+          <w:szCs w:val="9"/>
+        </w:rPr>
+        <w:t>ServerName</w:t>
+      </w:r>
+      <w:proofErr w:type="spellEnd"/>
+      <w:r>
+        <w:rPr>
+          <w:sz w:val="9"/>
+          <w:szCs w:val="9"/>
+        </w:rPr>
+        <w:t xml:space="preserve"> "Servidor 2"</w:t>
+      </w:r>
+    </w:p>
+    <w:p>
+      <w:pPr>
+        <w:rPr>
+          <w:sz w:val="9"/>
+          <w:szCs w:val="9"/>
+        </w:rPr>
+      </w:pPr>
+      <w:proofErr w:type="spellStart"/>
+      <w:r>
+        <w:rPr>
+          <w:sz w:val="9"/>
+          <w:szCs w:val="9"/>
+        </w:rPr>
+        <w:t>RequireValidShell</w:t>
+      </w:r>
+      <w:proofErr w:type="spellEnd"/>
+      <w:r>
+        <w:rPr>
+          <w:sz w:val="9"/>
+          <w:szCs w:val="9"/>
+        </w:rPr>
+        <w:t xml:space="preserve"> off</w:t>
+      </w:r>
+    </w:p>
+    <w:p>
+      <w:pPr>
+        <w:rPr>
+          <w:sz w:val="9"/>
+          <w:szCs w:val="9"/>
+        </w:rPr>
+      </w:pPr>
+      <w:r>
+        <w:rPr>
+          <w:sz w:val="9"/>
+          <w:szCs w:val="9"/>
+        </w:rPr>
+        <w:t>Port 7001</w:t>
+      </w:r>
+    </w:p>
+    <w:p>
+      <w:pPr>
+        <w:rPr>
+          <w:sz w:val="9"/>
+          <w:szCs w:val="9"/>
+        </w:rPr>
+      </w:pPr>
+      <w:proofErr w:type="spellStart"/>
+      <w:r>
+        <w:rPr>
+          <w:sz w:val="9"/>
+          <w:szCs w:val="9"/>
+        </w:rPr>
+        <w:t>DefaultRoot</w:t>
+      </w:r>
+      <w:proofErr w:type="spellEnd"/>
+      <w:r>
+        <w:rPr>
+          <w:sz w:val="9"/>
+          <w:szCs w:val="9"/>
+        </w:rPr>
+        <w:t xml:space="preserve"> /</w:t>
+      </w:r>
+      <w:proofErr w:type="spellStart"/>
+      <w:r>
+        <w:rPr>
+          <w:sz w:val="9"/>
+          <w:szCs w:val="9"/>
+        </w:rPr>
+        <w:t>srv</w:t>
+      </w:r>
+      <w:proofErr w:type="spellEnd"/>
+      <w:r>
+        <w:rPr>
+          <w:sz w:val="9"/>
+          <w:szCs w:val="9"/>
+        </w:rPr>
+        <w:t>/ftp2</w:t>
+      </w:r>
+    </w:p>
+    <w:p>
+      <w:pPr>
+        <w:rPr>
+          <w:sz w:val="9"/>
+          <w:szCs w:val="9"/>
+        </w:rPr>
+      </w:pPr>
+      <w:r>
+        <w:rPr>
+          <w:sz w:val="9"/>
+          <w:szCs w:val="9"/>
+        </w:rPr>
+        <w:t>&lt;Anonymous /</w:t>
+      </w:r>
+      <w:proofErr w:type="spellStart"/>
+      <w:r>
+        <w:rPr>
+          <w:sz w:val="9"/>
+          <w:szCs w:val="9"/>
+        </w:rPr>
+        <w:t>srv</w:t>
+      </w:r>
+      <w:proofErr w:type="spellEnd"/>
+      <w:r>
+        <w:rPr>
+          <w:sz w:val="9"/>
+          <w:szCs w:val="9"/>
+        </w:rPr>
+        <w:t>/ftp2&gt;</w:t>
+      </w:r>
+    </w:p>
+    <w:p>
+      <w:pPr>
+        <w:rPr>
+          <w:sz w:val="9"/>
+          <w:szCs w:val="9"/>
+        </w:rPr>
+      </w:pPr>
+      <w:proofErr w:type="spellStart"/>
+      <w:r>
+        <w:rPr>
+          <w:sz w:val="9"/>
+          <w:szCs w:val="9"/>
+        </w:rPr>
+        <w:t>User</w:t>
+      </w:r>
+      <w:proofErr w:type="spellEnd"/>
+      <w:r>
+        <w:rPr>
+          <w:sz w:val="9"/>
+          <w:szCs w:val="9"/>
+        </w:rPr>
+        <w:t xml:space="preserve"> ftp</w:t>
+      </w:r>
+    </w:p>
+    <w:p>
+      <w:pPr>
+        <w:rPr>
+          <w:sz w:val="9"/>
+          <w:szCs w:val="9"/>
+        </w:rPr>
+      </w:pPr>
+      <w:proofErr w:type="spellStart"/>
+      <w:r>
+        <w:rPr>
+          <w:sz w:val="9"/>
+          <w:szCs w:val="9"/>
+        </w:rPr>
+        <w:t>Group</w:t>
+      </w:r>
+      <w:proofErr w:type="spellEnd"/>
+      <w:r>
+        <w:rPr>
+          <w:sz w:val="9"/>
+          <w:szCs w:val="9"/>
+        </w:rPr>
+        <w:t xml:space="preserve"> </w:t>
+      </w:r>
+      <w:proofErr w:type="spellStart"/>
+      <w:r>
+        <w:rPr>
+          <w:sz w:val="9"/>
+          <w:szCs w:val="9"/>
+        </w:rPr>
+        <w:t>nogroup</w:t>
+      </w:r>
+      <w:proofErr w:type="spellEnd"/>
+    </w:p>
+    <w:p>
+      <w:pPr>
+        <w:rPr>
+          <w:sz w:val="9"/>
+          <w:szCs w:val="9"/>
+        </w:rPr>
+      </w:pPr>
+      <w:proofErr w:type="spellStart"/>
+      <w:r>
+        <w:rPr>
+          <w:sz w:val="9"/>
+          <w:szCs w:val="9"/>
+        </w:rPr>
+        <w:t>UserAlias</w:t>
+      </w:r>
+      <w:proofErr w:type="spellEnd"/>
+      <w:r>
+        <w:rPr>
+          <w:sz w:val="9"/>
+          <w:szCs w:val="9"/>
+        </w:rPr>
+        <w:t xml:space="preserve"> </w:t>
+      </w:r>
+      <w:proofErr w:type="spellStart"/>
+      <w:r>
+        <w:rPr>
+          <w:sz w:val="9"/>
+          <w:szCs w:val="9"/>
+        </w:rPr>
+        <w:t>anonymous</w:t>
+      </w:r>
+      <w:proofErr w:type="spellEnd"/>
+      <w:r>
+        <w:rPr>
+          <w:sz w:val="9"/>
+          <w:szCs w:val="9"/>
+        </w:rPr>
+        <w:t xml:space="preserve"> ftp</w:t>
+      </w:r>
+    </w:p>
+    <w:p>
+      <w:pPr>
+        <w:rPr>
+          <w:sz w:val="9"/>
+          <w:szCs w:val="9"/>
+        </w:rPr>
+      </w:pPr>
+      <w:proofErr w:type="spellStart"/>
+      <w:r>
+        <w:rPr>
+          <w:sz w:val="9"/>
+          <w:szCs w:val="9"/>
+        </w:rPr>
+        <w:t>UserAlias</w:t>
+      </w:r>
+      <w:proofErr w:type="spellEnd"/>
+      <w:r>
+        <w:rPr>
+          <w:sz w:val="9"/>
+          <w:szCs w:val="9"/>
+        </w:rPr>
+        <w:t xml:space="preserve"> Anonymous ftp</w:t>
+      </w:r>
+    </w:p>
+    <w:p>
+      <w:pPr>
+        <w:rPr>
+          <w:sz w:val="9"/>
+          <w:szCs w:val="9"/>
+        </w:rPr>
+      </w:pPr>
+      <w:proofErr w:type="spellStart"/>
+      <w:r>
+        <w:rPr>
+          <w:sz w:val="9"/>
+          <w:szCs w:val="9"/>
+        </w:rPr>
+        <w:t>RequireValidShell</w:t>
+      </w:r>
+      <w:proofErr w:type="spellEnd"/>
+      <w:r>
+        <w:rPr>
+          <w:sz w:val="9"/>
+          <w:szCs w:val="9"/>
+        </w:rPr>
+        <w:t xml:space="preserve"> off</w:t>
+      </w:r>
+    </w:p>
+    <w:p>
+      <w:pPr>
+        <w:rPr>
+          <w:sz w:val="9"/>
+          <w:szCs w:val="9"/>
+        </w:rPr>
+      </w:pPr>
+      <w:r>
+        <w:rPr>
+          <w:sz w:val="9"/>
+          <w:szCs w:val="9"/>
+        </w:rPr>
+        <w:t>&lt;</w:t>
+      </w:r>
+      <w:proofErr w:type="spellStart"/>
+      <w:r>
+        <w:rPr>
+          <w:sz w:val="9"/>
+          <w:szCs w:val="9"/>
+        </w:rPr>
+        <w:t>Directory</w:t>
+      </w:r>
+      <w:proofErr w:type="spellEnd"/>
+      <w:r>
+        <w:rPr>
+          <w:sz w:val="9"/>
+          <w:szCs w:val="9"/>
+        </w:rPr>
+        <w:t xml:space="preserve"> *&gt;</w:t>
+      </w:r>
+    </w:p>
+    <w:p>
+      <w:pPr>
+        <w:rPr>
+          <w:sz w:val="9"/>
+          <w:szCs w:val="9"/>
+        </w:rPr>
+      </w:pPr>
+      <w:r>
+        <w:rPr>
+          <w:sz w:val="9"/>
+          <w:szCs w:val="9"/>
+        </w:rPr>
+        <w:t>&lt;</w:t>
+      </w:r>
+      <w:proofErr w:type="spellStart"/>
+      <w:r>
+        <w:rPr>
+          <w:sz w:val="9"/>
+          <w:szCs w:val="9"/>
+        </w:rPr>
+        <w:t>Limit</w:t>
+      </w:r>
+      <w:proofErr w:type="spellEnd"/>
+      <w:r>
+        <w:rPr>
+          <w:sz w:val="9"/>
+          <w:szCs w:val="9"/>
+        </w:rPr>
+        <w:t xml:space="preserve"> WRITE&gt;</w:t>
+      </w:r>
+    </w:p>
+    <w:p>
+      <w:pPr>
+        <w:rPr>
+          <w:sz w:val="9"/>
+          <w:szCs w:val="9"/>
+        </w:rPr>
+      </w:pPr>
+      <w:proofErr w:type="spellStart"/>
+      <w:r>
+        <w:rPr>
+          <w:sz w:val="9"/>
+          <w:szCs w:val="9"/>
+        </w:rPr>
+        <w:t>Deny</w:t>
+      </w:r>
+      <w:proofErr w:type="spellEnd"/>
+      <w:r>
+        <w:rPr>
+          <w:sz w:val="9"/>
+          <w:szCs w:val="9"/>
+        </w:rPr>
+        <w:t xml:space="preserve"> </w:t>
+      </w:r>
+      <w:proofErr w:type="spellStart"/>
+      <w:r>
+        <w:rPr>
+          <w:sz w:val="9"/>
+          <w:szCs w:val="9"/>
+        </w:rPr>
+        <w:t>All</w:t>
+      </w:r>
+      <w:proofErr w:type="spellEnd"/>
+    </w:p>
+    <w:p>
+      <w:pPr>
+        <w:rPr>
+          <w:sz w:val="9"/>
+          <w:szCs w:val="9"/>
+        </w:rPr>
+      </w:pPr>
+      <w:r>
+        <w:rPr>
+          <w:sz w:val="9"/>
+          <w:szCs w:val="9"/>
+        </w:rPr>
+        <w:t>&lt;/</w:t>
+      </w:r>
+      <w:proofErr w:type="spellStart"/>
+      <w:r>
+        <w:rPr>
+          <w:sz w:val="9"/>
+          <w:szCs w:val="9"/>
+        </w:rPr>
+        <w:t>Limit</w:t>
+      </w:r>
+      <w:proofErr w:type="spellEnd"/>
+      <w:r>
+        <w:rPr>
+          <w:sz w:val="9"/>
+          <w:szCs w:val="9"/>
+        </w:rPr>
+        <w:t>&gt;</w:t>
+      </w:r>
+    </w:p>
+    <w:p>
+      <w:pPr>
+        <w:rPr>
+          <w:sz w:val="9"/>
+          <w:szCs w:val="9"/>
+        </w:rPr>
+      </w:pPr>
+      <w:r>
+        <w:rPr>
+          <w:sz w:val="9"/>
+          <w:szCs w:val="9"/>
+        </w:rPr>
+        <w:t>&lt;/</w:t>
+      </w:r>
+      <w:proofErr w:type="spellStart"/>
+      <w:r>
+        <w:rPr>
+          <w:sz w:val="9"/>
+          <w:szCs w:val="9"/>
+        </w:rPr>
+        <w:t>Directory</w:t>
+      </w:r>
+      <w:proofErr w:type="spellEnd"/>
+      <w:r>
+        <w:rPr>
+          <w:sz w:val="9"/>
+          <w:szCs w:val="9"/>
+        </w:rPr>
+        <w:t>&gt;</w:t>
+      </w:r>
+    </w:p>
+    <w:p>
+      <w:pPr>
+        <w:rPr>
+          <w:sz w:val="9"/>
+          <w:szCs w:val="9"/>
+        </w:rPr>
+      </w:pPr>
+      <w:r>
+        <w:rPr>
+          <w:sz w:val="9"/>
+          <w:szCs w:val="9"/>
+        </w:rPr>
+        <w:t>&lt;/Anonymous&gt;</w:t>
+      </w:r>
+    </w:p>
+    <w:p>
+      <w:pPr>
+        <w:rPr>
+          <w:sz w:val="9"/>
+          <w:szCs w:val="9"/>
+        </w:rPr>
+      </w:pPr>
+      <w:r>
+        <w:rPr>
+          <w:sz w:val="9"/>
+          <w:szCs w:val="9"/>
+        </w:rPr>
+        <w:t>&lt;/</w:t>
+      </w:r>
+      <w:proofErr w:type="spellStart"/>
+      <w:r>
+        <w:rPr>
+          <w:sz w:val="9"/>
+          <w:szCs w:val="9"/>
+        </w:rPr>
+        <w:t>VirtualHost</w:t>
+      </w:r>
+      <w:proofErr w:type="spellEnd"/>
+      <w:r>
+        <w:rPr>
+          <w:sz w:val="9"/>
+          <w:szCs w:val="9"/>
+        </w:rPr>
+        <w:t>&gt;</w:t>
+      </w:r>
+    </w:p>
+    <w:p>
+      <w:r>
+        <w:lastRenderedPageBreak/>
+        <w:t>Guardamos el archivo y salimos del editor</w:t>
+      </w:r>
+    </w:p>
+    <w:p>
+      <w:r>
+        <w:t>Con esto se han creado 2 hosts virtuales: ftp.1daw.com y ftp.2daw.com</w:t>
+      </w:r>
+    </w:p>
+    <w:p>
+      <w:r>
+        <w:t>En ambos servidores se permiten usuarios locales (con cuenta en el ordenador servidor Ubuntu) y usuarios anónimos (en ftp.1daw.com accederán por defecto a la carpeta /</w:t>
+      </w:r>
+      <w:proofErr w:type="spellStart"/>
+      <w:r>
+        <w:t>srv</w:t>
+      </w:r>
+      <w:proofErr w:type="spellEnd"/>
+      <w:r>
+        <w:t>/ftp1 y en ftp.2daw.com accederán por defecto a la carpeta /</w:t>
+      </w:r>
+      <w:proofErr w:type="spellStart"/>
+      <w:r>
+        <w:t>srv</w:t>
+      </w:r>
+      <w:proofErr w:type="spellEnd"/>
+      <w:r>
+        <w:t>/ftp2)</w:t>
+      </w:r>
+    </w:p>
+    <w:p>
+      <w:r>
+        <w:t>En ftp.1daw.com el servidor ftp escuchará en el puerto 7000 y en ftp.2daw.com se escuchará el puerto 7001</w:t>
+      </w:r>
+    </w:p>
+    <w:p>
+      <w:r>
+        <w:t xml:space="preserve">Se tendrá, por tanto, 3 servidores (hosts virtuales) dentro del mismo </w:t>
+      </w:r>
+      <w:proofErr w:type="spellStart"/>
+      <w:r>
+        <w:t>proftpd</w:t>
+      </w:r>
+      <w:proofErr w:type="spellEnd"/>
+      <w:r>
+        <w:t>:</w:t>
+      </w:r>
+    </w:p>
+    <w:p>
+      <w:r>
+        <w:t>localhost</w:t>
+      </w:r>
+    </w:p>
+    <w:p>
+      <w:r>
+        <w:t>ftp.1daw.com</w:t>
+      </w:r>
+    </w:p>
+    <w:p>
+      <w:hyperlink r:id="rId52" w:history="1">
+        <w:r>
+          <w:rPr>
+            <w:rStyle w:val="Hipervnculo"/>
+          </w:rPr>
+          <w:t>ftp.2daw.com</w:t>
+        </w:r>
+      </w:hyperlink>
+    </w:p>
+    <w:p/>
+    <w:p>
+      <w:pPr>
+        <w:pStyle w:val="Ttulo2"/>
+      </w:pPr>
+      <w:r>
+        <w:t>PASO 3:</w:t>
+      </w:r>
+    </w:p>
+    <w:p>
+      <w:r>
+        <w:t>Falta algo muy importante, la creación de carpetas y permisos, así como la creación de un archivo para que el servidor ftp no esté vacío:</w:t>
+      </w:r>
+    </w:p>
+    <w:p>
+      <w:r>
+        <w:t>sudo su</w:t>
+      </w:r>
+    </w:p>
+    <w:p>
+      <w:proofErr w:type="spellStart"/>
+      <w:r>
+        <w:t>mkdir</w:t>
+      </w:r>
+      <w:proofErr w:type="spellEnd"/>
+      <w:r>
+        <w:t xml:space="preserve"> /</w:t>
+      </w:r>
+      <w:proofErr w:type="spellStart"/>
+      <w:r>
+        <w:t>srv</w:t>
+      </w:r>
+      <w:proofErr w:type="spellEnd"/>
+      <w:r>
+        <w:t>/ftp1</w:t>
+      </w:r>
+    </w:p>
+    <w:p>
+      <w:proofErr w:type="spellStart"/>
+      <w:r>
+        <w:t>mkdir</w:t>
+      </w:r>
+      <w:proofErr w:type="spellEnd"/>
+      <w:r>
+        <w:t xml:space="preserve"> /</w:t>
+      </w:r>
+      <w:proofErr w:type="spellStart"/>
+      <w:r>
+        <w:t>srv</w:t>
+      </w:r>
+      <w:proofErr w:type="spellEnd"/>
+      <w:r>
+        <w:t>/ftp2</w:t>
+      </w:r>
+    </w:p>
+    <w:p>
+      <w:proofErr w:type="spellStart"/>
+      <w:r>
+        <w:t>chown</w:t>
+      </w:r>
+      <w:proofErr w:type="spellEnd"/>
+      <w:r>
+        <w:t xml:space="preserve"> -R </w:t>
+      </w:r>
+      <w:proofErr w:type="gramStart"/>
+      <w:r>
+        <w:t>ftp:nogroup</w:t>
+      </w:r>
+      <w:proofErr w:type="gramEnd"/>
+      <w:r>
+        <w:t xml:space="preserve"> /</w:t>
+      </w:r>
+      <w:proofErr w:type="spellStart"/>
+      <w:r>
+        <w:t>srv</w:t>
+      </w:r>
+      <w:proofErr w:type="spellEnd"/>
+      <w:r>
+        <w:t>/ftp1</w:t>
+      </w:r>
+    </w:p>
+    <w:p>
+      <w:proofErr w:type="spellStart"/>
+      <w:r>
+        <w:t>chown</w:t>
+      </w:r>
+      <w:proofErr w:type="spellEnd"/>
+      <w:r>
+        <w:t xml:space="preserve"> -R </w:t>
+      </w:r>
+      <w:proofErr w:type="gramStart"/>
+      <w:r>
+        <w:t>ftp:nogroup</w:t>
+      </w:r>
+      <w:proofErr w:type="gramEnd"/>
+      <w:r>
+        <w:t xml:space="preserve"> /</w:t>
+      </w:r>
+      <w:proofErr w:type="spellStart"/>
+      <w:r>
+        <w:t>srv</w:t>
+      </w:r>
+      <w:proofErr w:type="spellEnd"/>
+      <w:r>
+        <w:t>/ftp2</w:t>
+      </w:r>
+    </w:p>
+    <w:p>
+      <w:proofErr w:type="spellStart"/>
+      <w:r>
+        <w:t>ls</w:t>
+      </w:r>
+      <w:proofErr w:type="spellEnd"/>
+      <w:r>
+        <w:t xml:space="preserve"> -la &gt;/</w:t>
+      </w:r>
+      <w:proofErr w:type="spellStart"/>
+      <w:r>
+        <w:t>srv</w:t>
+      </w:r>
+      <w:proofErr w:type="spellEnd"/>
+      <w:r>
+        <w:t>/ftp1/leeme.txt</w:t>
+      </w:r>
+    </w:p>
+    <w:p>
+      <w:proofErr w:type="spellStart"/>
+      <w:r>
+        <w:t>ls</w:t>
+      </w:r>
+      <w:proofErr w:type="spellEnd"/>
+      <w:r>
+        <w:t xml:space="preserve"> -la &gt;/</w:t>
+      </w:r>
+      <w:proofErr w:type="spellStart"/>
+      <w:r>
+        <w:t>srv</w:t>
+      </w:r>
+      <w:proofErr w:type="spellEnd"/>
+      <w:r>
+        <w:t>/ftp2/leeme2.txt</w:t>
+      </w:r>
+    </w:p>
+    <w:p>
+      <w:r>
+        <w:rPr>
+          <w:noProof/>
+        </w:rPr>
+        <w:drawing>
+          <wp:inline distT="0" distB="0" distL="0" distR="0" wp14:anchorId="15BB90FF" wp14:editId="0FB19F87">
+            <wp:extent cx="5400040" cy="855345"/>
+            <wp:effectExtent l="0" t="0" r="0" b="1905"/>
+            <wp:docPr id="47" name="Imagen 47"/>
+            <wp:cNvGraphicFramePr>
+              <a:graphicFrameLocks xmlns:a="http://schemas.openxmlformats.org/drawingml/2006/main" noChangeAspect="1"/>
+            </wp:cNvGraphicFramePr>
+            <a:graphic xmlns:a="http://schemas.openxmlformats.org/drawingml/2006/main">
+              <a:graphicData uri="http://schemas.openxmlformats.org/drawingml/2006/picture">
+                <pic:pic xmlns:pic="http://schemas.openxmlformats.org/drawingml/2006/picture">
+                  <pic:nvPicPr>
+                    <pic:cNvPr id="1" name=""/>
+                    <pic:cNvPicPr/>
+                  </pic:nvPicPr>
+                  <pic:blipFill>
+                    <a:blip r:embed="rId53"/>
+                    <a:stretch>
+                      <a:fillRect/>
+                    </a:stretch>
+                  </pic:blipFill>
+                  <pic:spPr>
+                    <a:xfrm>
+                      <a:off x="0" y="0"/>
+                      <a:ext cx="5400040" cy="855345"/>
+                    </a:xfrm>
+                    <a:prstGeom prst="rect">
+                      <a:avLst/>
+                    </a:prstGeom>
+                  </pic:spPr>
+                </pic:pic>
+              </a:graphicData>
+            </a:graphic>
+          </wp:inline>
+        </w:drawing>
+      </w:r>
+    </w:p>
+    <w:p>
+      <w:pPr>
+        <w:pStyle w:val="Ttulo2"/>
+      </w:pPr>
+    </w:p>
+    <w:p>
+      <w:pPr>
+        <w:rPr>
+          <w:rFonts w:asciiTheme="majorHAnsi" w:eastAsiaTheme="majorEastAsia" w:hAnsiTheme="majorHAnsi" w:cstheme="majorBidi"/>
+          <w:b/>
+          <w:sz w:val="28"/>
+          <w:szCs w:val="26"/>
+        </w:rPr>
+      </w:pPr>
+      <w:r>
+        <w:br w:type="page"/>
+      </w:r>
+    </w:p>
+    <w:p>
+      <w:pPr>
+        <w:pStyle w:val="Ttulo2"/>
+      </w:pPr>
+      <w:r>
+        <w:lastRenderedPageBreak/>
+        <w:t>PASO 4:</w:t>
+      </w:r>
+    </w:p>
+    <w:p>
+      <w:r>
+        <w:t xml:space="preserve">Se reinicia el servidor </w:t>
+      </w:r>
+      <w:proofErr w:type="spellStart"/>
+      <w:r>
+        <w:t>proftpd</w:t>
+      </w:r>
+      <w:proofErr w:type="spellEnd"/>
+      <w:r>
+        <w:t xml:space="preserve"> y luego se comprueba su estado:</w:t>
+      </w:r>
+    </w:p>
+    <w:p>
+      <w:proofErr w:type="spellStart"/>
+      <w:r>
+        <w:t>service</w:t>
+      </w:r>
+      <w:proofErr w:type="spellEnd"/>
+      <w:r>
+        <w:t xml:space="preserve"> </w:t>
+      </w:r>
+      <w:proofErr w:type="spellStart"/>
+      <w:r>
+        <w:t>proftpd</w:t>
+      </w:r>
+      <w:proofErr w:type="spellEnd"/>
+      <w:r>
+        <w:t xml:space="preserve"> </w:t>
+      </w:r>
+      <w:proofErr w:type="spellStart"/>
+      <w:r>
+        <w:t>restart</w:t>
+      </w:r>
+      <w:proofErr w:type="spellEnd"/>
+    </w:p>
+    <w:p>
+      <w:proofErr w:type="spellStart"/>
+      <w:r>
+        <w:t>service</w:t>
+      </w:r>
+      <w:proofErr w:type="spellEnd"/>
+      <w:r>
+        <w:t xml:space="preserve"> </w:t>
+      </w:r>
+      <w:proofErr w:type="spellStart"/>
+      <w:r>
+        <w:t>proftpd</w:t>
+      </w:r>
+      <w:proofErr w:type="spellEnd"/>
+      <w:r>
+        <w:t xml:space="preserve"> status</w:t>
+      </w:r>
+    </w:p>
+    <w:p/>
+    <w:p>
+      <w:pPr>
+        <w:pStyle w:val="Ttulo2"/>
+      </w:pPr>
+      <w:r>
+        <w:t>PASO 5:</w:t>
+      </w:r>
+    </w:p>
+    <w:p>
+      <w:r>
+        <w:t>Accedemos al host virtual ftp.2daw.com como usuario anónimo, sin contraseña y al puerto 7001</w:t>
+      </w:r>
+    </w:p>
+    <w:p>
+      <w:r>
+        <w:t xml:space="preserve">Ejecutamos </w:t>
+      </w:r>
+      <w:proofErr w:type="spellStart"/>
+      <w:r>
+        <w:t>filezilla</w:t>
+      </w:r>
+      <w:proofErr w:type="spellEnd"/>
+      <w:r>
+        <w:t xml:space="preserve"> y escribimos:</w:t>
+      </w:r>
+    </w:p>
+    <w:p>
+      <w:r>
+        <w:t>Nos avisa de la conexión no va cifrada:</w:t>
+      </w:r>
+    </w:p>
+    <w:p>
+      <w:r>
+        <w:t>Aceptamos y entramos:</w:t>
+      </w:r>
+    </w:p>
+    <w:p>
+      <w:r>
+        <w:rPr>
+          <w:noProof/>
+        </w:rPr>
+        <w:drawing>
+          <wp:inline distT="0" distB="0" distL="0" distR="0" wp14:anchorId="069BECEE" wp14:editId="4A517B91">
+            <wp:extent cx="5400040" cy="255905"/>
+            <wp:effectExtent l="0" t="0" r="0" b="0"/>
+            <wp:docPr id="48" name="Imagen 48"/>
+            <wp:cNvGraphicFramePr>
+              <a:graphicFrameLocks xmlns:a="http://schemas.openxmlformats.org/drawingml/2006/main" noChangeAspect="1"/>
+            </wp:cNvGraphicFramePr>
+            <a:graphic xmlns:a="http://schemas.openxmlformats.org/drawingml/2006/main">
+              <a:graphicData uri="http://schemas.openxmlformats.org/drawingml/2006/picture">
+                <pic:pic xmlns:pic="http://schemas.openxmlformats.org/drawingml/2006/picture">
+                  <pic:nvPicPr>
+                    <pic:cNvPr id="1" name=""/>
+                    <pic:cNvPicPr/>
+                  </pic:nvPicPr>
+                  <pic:blipFill>
+                    <a:blip r:embed="rId54"/>
+                    <a:stretch>
+                      <a:fillRect/>
+                    </a:stretch>
+                  </pic:blipFill>
+                  <pic:spPr>
+                    <a:xfrm>
+                      <a:off x="0" y="0"/>
+                      <a:ext cx="5400040" cy="255905"/>
+                    </a:xfrm>
+                    <a:prstGeom prst="rect">
+                      <a:avLst/>
+                    </a:prstGeom>
+                  </pic:spPr>
+                </pic:pic>
+              </a:graphicData>
+            </a:graphic>
+          </wp:inline>
+        </w:drawing>
+      </w:r>
+    </w:p>
+    <w:p>
+      <w:r>
+        <w:t>Salimos de la conexión pulsando el botón</w:t>
+      </w:r>
+    </w:p>
+    <w:p>
+      <w:r>
+        <w:t xml:space="preserve">Ahora entraremos como </w:t>
+      </w:r>
+      <w:proofErr w:type="spellStart"/>
+      <w:r>
+        <w:t>anonymous</w:t>
+      </w:r>
+      <w:proofErr w:type="spellEnd"/>
+      <w:r>
+        <w:t xml:space="preserve"> en ftp.1daw.com en su puerto 7000. Ejecutamos </w:t>
+      </w:r>
+      <w:proofErr w:type="spellStart"/>
+      <w:r>
+        <w:t>filezilla</w:t>
+      </w:r>
+      <w:proofErr w:type="spellEnd"/>
+      <w:r>
+        <w:t xml:space="preserve"> y escribimos:</w:t>
+      </w:r>
+    </w:p>
+    <w:p/>
+    <w:p>
+      <w:r>
+        <w:t xml:space="preserve">Por supuesto, tanto en ftp.1daw.com como en ftp.2daw.com se admiten los usuarios locales que existan en el sistema Ubuntu. Probemos en </w:t>
+      </w:r>
+      <w:hyperlink r:id="rId55" w:history="1">
+        <w:r>
+          <w:rPr>
+            <w:rStyle w:val="Hipervnculo"/>
+          </w:rPr>
+          <w:t>ftp.1daw.com</w:t>
+        </w:r>
+      </w:hyperlink>
+    </w:p>
+    <w:p/>
+    <w:p>
+      <w:r>
+        <w:t>También lo hacemos en ftp.2daw.com</w:t>
+      </w:r>
+    </w:p>
+    <w:p>
+      <w:r>
+        <w:t>Configuración</w:t>
+      </w:r>
     </w:p>
     <w:sectPr>
-      <w:footerReference w:type="default" r:id="rId26"/>
+      <w:footerReference w:type="default" r:id="rId56"/>
       <w:pgSz w:w="11906" w:h="16838"/>
       <w:pgMar w:top="1417" w:right="1701" w:bottom="1417" w:left="1701" w:header="708" w:footer="708" w:gutter="0"/>
       <w:cols w:space="708"/>
@@ -4013,6 +7623,33 @@
     <w:uiPriority w:val="99"/>
     <w:rsid w:val="00BF7BAA"/>
   </w:style>
+  <w:style w:type="paragraph" w:customStyle="1" w:styleId="Default">
+    <w:name w:val="Default"/>
+    <w:rsid w:val="005D2290"/>
+    <w:pPr>
+      <w:autoSpaceDE w:val="0"/>
+      <w:autoSpaceDN w:val="0"/>
+      <w:adjustRightInd w:val="0"/>
+      <w:spacing w:after="0" w:line="240" w:lineRule="auto"/>
+    </w:pPr>
+    <w:rPr>
+      <w:rFonts w:ascii="Arial" w:hAnsi="Arial" w:cs="Arial"/>
+      <w:color w:val="000000"/>
+      <w:kern w:val="0"/>
+    </w:rPr>
+  </w:style>
+  <w:style w:type="character" w:styleId="Mencinsinresolver">
+    <w:name w:val="Unresolved Mention"/>
+    <w:basedOn w:val="Fuentedeprrafopredeter"/>
+    <w:uiPriority w:val="99"/>
+    <w:semiHidden/>
+    <w:unhideWhenUsed/>
+    <w:rsid w:val="008D0431"/>
+    <w:rPr>
+      <w:color w:val="605E5C"/>
+      <w:shd w:val="clear" w:color="auto" w:fill="E1DFDD"/>
+    </w:rPr>
+  </w:style>
 </w:styles>
 </file>
 
